--- a/Docs/Downstream Hub Tech Spec.docx
+++ b/Docs/Downstream Hub Tech Spec.docx
@@ -14,7 +14,7 @@
           <w:b/>
           <w:bCs/>
         </w:rPr>
-        <w:t>Technical Specification: Downstream Hub (v3.0)</w:t>
+        <w:t>Technical Specification: Downstream Hub (v3.2)</w:t>
       </w:r>
     </w:p>
     <w:p>
@@ -33,43 +33,47 @@
       </w:r>
     </w:p>
     <w:p>
-      <w:r>
-        <w:t xml:space="preserve">The application utilizes a decoupled Client-Server architecture designed for high availability on Alibaba Cloud and a redirection latency of </w:t>
-      </w:r>
-      <w:r>
-        <w:rPr>
-          <w:b/>
-          <w:bCs/>
-        </w:rPr>
-        <w:t>$&lt; 200ms$</w:t>
-      </w:r>
-      <w:r>
-        <w:t>.</w:t>
+      <w:pPr>
+        <w:rPr>
+          <w:b/>
+          <w:bCs/>
+        </w:rPr>
+      </w:pPr>
+      <w:r>
+        <w:rPr>
+          <w:b/>
+          <w:bCs/>
+        </w:rPr>
+        <w:t>The application utilizes a decoupled Client-Server architecture designed for high availability on Alibaba Cloud and a redirection latency of $&lt; 200ms$.</w:t>
       </w:r>
     </w:p>
     <w:p>
       <w:pPr>
         <w:numPr>
           <w:ilvl w:val="0"/>
-          <w:numId w:val="19"/>
+          <w:numId w:val="32"/>
         </w:numPr>
-      </w:pPr>
-      <w:r>
-        <w:rPr>
-          <w:b/>
-          <w:bCs/>
-        </w:rPr>
-        <w:t>Frontend:</w:t>
-      </w:r>
-      <w:r>
-        <w:t xml:space="preserve"> React.js SPA for the Grid View, Admin Console, and User Profile Management.</w:t>
+        <w:rPr>
+          <w:b/>
+          <w:bCs/>
+        </w:rPr>
+      </w:pPr>
+      <w:r>
+        <w:rPr>
+          <w:b/>
+          <w:bCs/>
+        </w:rPr>
+        <w:t xml:space="preserve">Frontend: </w:t>
+      </w:r>
+      <w:r>
+        <w:t>React.js SPA for the Grid View, Admin Console, and User Profile Management.</w:t>
       </w:r>
     </w:p>
     <w:p>
       <w:pPr>
         <w:numPr>
           <w:ilvl w:val="0"/>
-          <w:numId w:val="19"/>
+          <w:numId w:val="32"/>
         </w:numPr>
       </w:pPr>
       <w:r>
@@ -77,46 +81,62 @@
           <w:b/>
           <w:bCs/>
         </w:rPr>
-        <w:t>Backend:</w:t>
-      </w:r>
-      <w:r>
-        <w:t xml:space="preserve"> Node.js/Express.js REST API for authentication, RBAC, metadata CRUD, and secure token generation.</w:t>
+        <w:t xml:space="preserve">Backend: </w:t>
+      </w:r>
+      <w:r>
+        <w:t>Node.js/Express.js REST API for authentication, RBAC, metadata CRUD, and Security Policy Enforcement.</w:t>
       </w:r>
     </w:p>
     <w:p>
       <w:pPr>
         <w:numPr>
           <w:ilvl w:val="0"/>
-          <w:numId w:val="19"/>
+          <w:numId w:val="32"/>
         </w:numPr>
-      </w:pPr>
-      <w:r>
-        <w:rPr>
-          <w:b/>
-          <w:bCs/>
-        </w:rPr>
-        <w:t>Database:</w:t>
-      </w:r>
-      <w:r>
-        <w:t xml:space="preserve"> Alibaba Cloud RDS (PostgreSQL) for relational data and audit trails.</w:t>
+        <w:rPr>
+          <w:b/>
+          <w:bCs/>
+        </w:rPr>
+      </w:pPr>
+      <w:r>
+        <w:rPr>
+          <w:b/>
+          <w:bCs/>
+        </w:rPr>
+        <w:t xml:space="preserve">Database: </w:t>
+      </w:r>
+      <w:r>
+        <w:t>Alibaba Cloud RDS (PostgreSQL) for relational data, audit trails, and Password History.</w:t>
       </w:r>
     </w:p>
     <w:p>
       <w:pPr>
         <w:numPr>
           <w:ilvl w:val="0"/>
-          <w:numId w:val="19"/>
+          <w:numId w:val="32"/>
         </w:numPr>
-      </w:pPr>
-      <w:r>
-        <w:rPr>
-          <w:b/>
-          <w:bCs/>
-        </w:rPr>
-        <w:t>Caching:</w:t>
-      </w:r>
-      <w:r>
-        <w:t xml:space="preserve"> Redis (ApsaraDB) for session management and fast token retrieval.</w:t>
+        <w:rPr>
+          <w:b/>
+          <w:bCs/>
+        </w:rPr>
+      </w:pPr>
+      <w:r>
+        <w:rPr>
+          <w:b/>
+          <w:bCs/>
+        </w:rPr>
+        <w:t xml:space="preserve">Caching: </w:t>
+      </w:r>
+      <w:r>
+        <w:t>Redis (</w:t>
+      </w:r>
+      <w:proofErr w:type="spellStart"/>
+      <w:r>
+        <w:t>ApsaraDB</w:t>
+      </w:r>
+      <w:proofErr w:type="spellEnd"/>
+      <w:r>
+        <w:t>) for session management and tracking Failed Login Attempts for real-time lockout enforcement.</w:t>
       </w:r>
     </w:p>
     <w:p>
@@ -135,7 +155,17 @@
       </w:r>
     </w:p>
     <w:p>
-      <w:r>
+      <w:pPr>
+        <w:rPr>
+          <w:b/>
+          <w:bCs/>
+        </w:rPr>
+      </w:pPr>
+      <w:r>
+        <w:rPr>
+          <w:b/>
+          <w:bCs/>
+        </w:rPr>
         <w:t>Strict environment parity is maintained across three stages using separate .env files.</w:t>
       </w:r>
     </w:p>
@@ -150,7 +180,7 @@
         <w:tblLook w:val="04A0" w:firstRow="1" w:lastRow="0" w:firstColumn="1" w:lastColumn="0" w:noHBand="0" w:noVBand="1"/>
       </w:tblPr>
       <w:tblGrid>
-        <w:gridCol w:w="1366"/>
+        <w:gridCol w:w="1343"/>
         <w:gridCol w:w="2369"/>
         <w:gridCol w:w="2129"/>
         <w:gridCol w:w="2600"/>
@@ -179,6 +209,12 @@
             <w:hideMark/>
           </w:tcPr>
           <w:p>
+            <w:pPr>
+              <w:rPr>
+                <w:b/>
+                <w:bCs/>
+              </w:rPr>
+            </w:pPr>
             <w:r>
               <w:rPr>
                 <w:b/>
@@ -207,6 +243,12 @@
             <w:hideMark/>
           </w:tcPr>
           <w:p>
+            <w:pPr>
+              <w:rPr>
+                <w:b/>
+                <w:bCs/>
+              </w:rPr>
+            </w:pPr>
             <w:r>
               <w:rPr>
                 <w:b/>
@@ -235,12 +277,34 @@
             <w:hideMark/>
           </w:tcPr>
           <w:p>
+            <w:pPr>
+              <w:rPr>
+                <w:b/>
+                <w:bCs/>
+              </w:rPr>
+            </w:pPr>
             <w:r>
               <w:rPr>
                 <w:b/>
                 <w:bCs/>
               </w:rPr>
-              <w:t>Testing (Alicloud)</w:t>
+              <w:t>Testing (</w:t>
+            </w:r>
+            <w:proofErr w:type="spellStart"/>
+            <w:r>
+              <w:rPr>
+                <w:b/>
+                <w:bCs/>
+              </w:rPr>
+              <w:t>Alicloud</w:t>
+            </w:r>
+            <w:proofErr w:type="spellEnd"/>
+            <w:r>
+              <w:rPr>
+                <w:b/>
+                <w:bCs/>
+              </w:rPr>
+              <w:t>)</w:t>
             </w:r>
           </w:p>
         </w:tc>
@@ -263,12 +327,34 @@
             <w:hideMark/>
           </w:tcPr>
           <w:p>
+            <w:pPr>
+              <w:rPr>
+                <w:b/>
+                <w:bCs/>
+              </w:rPr>
+            </w:pPr>
             <w:r>
               <w:rPr>
                 <w:b/>
                 <w:bCs/>
               </w:rPr>
-              <w:t>Production (Alicloud)</w:t>
+              <w:t>Production (</w:t>
+            </w:r>
+            <w:proofErr w:type="spellStart"/>
+            <w:r>
+              <w:rPr>
+                <w:b/>
+                <w:bCs/>
+              </w:rPr>
+              <w:t>Alicloud</w:t>
+            </w:r>
+            <w:proofErr w:type="spellEnd"/>
+            <w:r>
+              <w:rPr>
+                <w:b/>
+                <w:bCs/>
+              </w:rPr>
+              <w:t>)</w:t>
             </w:r>
           </w:p>
         </w:tc>
@@ -297,10 +383,6 @@
           </w:tcPr>
           <w:p>
             <w:r>
-              <w:rPr>
-                <w:b/>
-                <w:bCs/>
-              </w:rPr>
               <w:t>Host</w:t>
             </w:r>
           </w:p>
@@ -402,10 +484,6 @@
           </w:tcPr>
           <w:p>
             <w:r>
-              <w:rPr>
-                <w:b/>
-                <w:bCs/>
-              </w:rPr>
               <w:t>Database</w:t>
             </w:r>
           </w:p>
@@ -429,8 +507,13 @@
             <w:hideMark/>
           </w:tcPr>
           <w:p>
+            <w:proofErr w:type="spellStart"/>
             <w:r>
-              <w:t>Dockerized Postgres</w:t>
+              <w:t>Dockerized</w:t>
+            </w:r>
+            <w:proofErr w:type="spellEnd"/>
+            <w:r>
+              <w:t xml:space="preserve"> Postgres</w:t>
             </w:r>
           </w:p>
         </w:tc>
@@ -507,10 +590,6 @@
           </w:tcPr>
           <w:p>
             <w:r>
-              <w:rPr>
-                <w:b/>
-                <w:bCs/>
-              </w:rPr>
               <w:t>Config</w:t>
             </w:r>
           </w:p>
@@ -534,9 +613,19 @@
             <w:hideMark/>
           </w:tcPr>
           <w:p>
+            <w:proofErr w:type="gramStart"/>
             <w:r>
-              <w:t>.env.local</w:t>
+              <w:t>.</w:t>
             </w:r>
+            <w:proofErr w:type="spellStart"/>
+            <w:r>
+              <w:t>env</w:t>
+            </w:r>
+            <w:proofErr w:type="gramEnd"/>
+            <w:r>
+              <w:t>.local</w:t>
+            </w:r>
+            <w:proofErr w:type="spellEnd"/>
           </w:p>
         </w:tc>
         <w:tc>
@@ -558,9 +647,19 @@
             <w:hideMark/>
           </w:tcPr>
           <w:p>
+            <w:proofErr w:type="gramStart"/>
             <w:r>
-              <w:t>.env.testing</w:t>
+              <w:t>.</w:t>
             </w:r>
+            <w:proofErr w:type="spellStart"/>
+            <w:r>
+              <w:t>env</w:t>
+            </w:r>
+            <w:proofErr w:type="gramEnd"/>
+            <w:r>
+              <w:t>.testing</w:t>
+            </w:r>
+            <w:proofErr w:type="spellEnd"/>
           </w:p>
         </w:tc>
         <w:tc>
@@ -582,9 +681,19 @@
             <w:hideMark/>
           </w:tcPr>
           <w:p>
+            <w:proofErr w:type="gramStart"/>
             <w:r>
-              <w:t>.env.production</w:t>
+              <w:t>.</w:t>
             </w:r>
+            <w:proofErr w:type="spellStart"/>
+            <w:r>
+              <w:t>env</w:t>
+            </w:r>
+            <w:proofErr w:type="gramEnd"/>
+            <w:r>
+              <w:t>.production</w:t>
+            </w:r>
+            <w:proofErr w:type="spellEnd"/>
           </w:p>
         </w:tc>
       </w:tr>
@@ -612,10 +721,6 @@
           </w:tcPr>
           <w:p>
             <w:r>
-              <w:rPr>
-                <w:b/>
-                <w:bCs/>
-              </w:rPr>
               <w:t>Secrets</w:t>
             </w:r>
           </w:p>
@@ -701,17 +806,20 @@
           <w:bCs/>
         </w:rPr>
       </w:pPr>
-      <w:r>
-        <w:rPr>
-          <w:b/>
-          <w:bCs/>
-        </w:rPr>
-        <w:t>3. Data Schema (Core Entities)</w:t>
-      </w:r>
     </w:p>
     <w:p>
-      <w:r>
-        <w:t>The schema is expanded to support RBAC, Business Units, and Security Policies.</w:t>
+      <w:pPr>
+        <w:rPr>
+          <w:b/>
+          <w:bCs/>
+        </w:rPr>
+      </w:pPr>
+      <w:r>
+        <w:rPr>
+          <w:b/>
+          <w:bCs/>
+        </w:rPr>
+        <w:t>3. Data Schema (Core Entities)</w:t>
       </w:r>
     </w:p>
     <w:p>
@@ -726,183 +834,501 @@
           <w:b/>
           <w:bCs/>
         </w:rPr>
-        <w:t>3.1 Users Table</w:t>
+        <w:t>The schema supports RBAC, Business Units, and the newly added Configurable Security Policies.</w:t>
       </w:r>
     </w:p>
     <w:p>
       <w:pPr>
+        <w:rPr>
+          <w:b/>
+          <w:bCs/>
+        </w:rPr>
+      </w:pPr>
+      <w:r>
+        <w:rPr>
+          <w:b/>
+          <w:bCs/>
+        </w:rPr>
+        <w:t>3.1 Users Table</w:t>
+      </w:r>
+    </w:p>
+    <w:p>
+      <w:pPr>
         <w:numPr>
           <w:ilvl w:val="0"/>
-          <w:numId w:val="20"/>
+          <w:numId w:val="33"/>
         </w:numPr>
-      </w:pPr>
-      <w:r>
-        <w:t>id: UUID (PK)</w:t>
+        <w:rPr>
+          <w:b/>
+          <w:bCs/>
+        </w:rPr>
+      </w:pPr>
+      <w:r>
+        <w:rPr>
+          <w:b/>
+          <w:bCs/>
+        </w:rPr>
+        <w:t xml:space="preserve">id: </w:t>
+      </w:r>
+      <w:r>
+        <w:t>UUID (PK)</w:t>
+      </w:r>
+      <w:r>
+        <w:rPr>
+          <w:b/>
+          <w:bCs/>
+        </w:rPr>
+        <w:t xml:space="preserve"> </w:t>
       </w:r>
     </w:p>
     <w:p>
       <w:pPr>
         <w:numPr>
           <w:ilvl w:val="0"/>
-          <w:numId w:val="20"/>
+          <w:numId w:val="33"/>
         </w:numPr>
       </w:pPr>
       <w:r>
-        <w:t>email: String (Unique)</w:t>
+        <w:rPr>
+          <w:b/>
+          <w:bCs/>
+        </w:rPr>
+        <w:lastRenderedPageBreak/>
+        <w:t xml:space="preserve">email: </w:t>
+      </w:r>
+      <w:r>
+        <w:t xml:space="preserve">String (Unique) </w:t>
       </w:r>
     </w:p>
     <w:p>
       <w:pPr>
         <w:numPr>
           <w:ilvl w:val="0"/>
-          <w:numId w:val="20"/>
+          <w:numId w:val="33"/>
         </w:numPr>
-      </w:pPr>
-      <w:r>
-        <w:t>password_hash: String</w:t>
+        <w:rPr>
+          <w:b/>
+          <w:bCs/>
+        </w:rPr>
+      </w:pPr>
+      <w:proofErr w:type="spellStart"/>
+      <w:r>
+        <w:rPr>
+          <w:b/>
+          <w:bCs/>
+        </w:rPr>
+        <w:t>password_hash</w:t>
+      </w:r>
+      <w:proofErr w:type="spellEnd"/>
+      <w:r>
+        <w:rPr>
+          <w:b/>
+          <w:bCs/>
+        </w:rPr>
+        <w:t xml:space="preserve">: </w:t>
+      </w:r>
+      <w:r>
+        <w:t>String</w:t>
+      </w:r>
+      <w:r>
+        <w:rPr>
+          <w:b/>
+          <w:bCs/>
+        </w:rPr>
+        <w:t xml:space="preserve"> </w:t>
       </w:r>
     </w:p>
     <w:p>
       <w:pPr>
         <w:numPr>
           <w:ilvl w:val="0"/>
-          <w:numId w:val="20"/>
+          <w:numId w:val="33"/>
         </w:numPr>
-      </w:pPr>
-      <w:r>
-        <w:t>business_unit_id: UUID (FK to Business Units)</w:t>
+        <w:rPr>
+          <w:b/>
+          <w:bCs/>
+        </w:rPr>
+      </w:pPr>
+      <w:proofErr w:type="spellStart"/>
+      <w:r>
+        <w:rPr>
+          <w:b/>
+          <w:bCs/>
+        </w:rPr>
+        <w:t>business_unit_id</w:t>
+      </w:r>
+      <w:proofErr w:type="spellEnd"/>
+      <w:r>
+        <w:rPr>
+          <w:b/>
+          <w:bCs/>
+        </w:rPr>
+        <w:t xml:space="preserve">: </w:t>
+      </w:r>
+      <w:r>
+        <w:t>UUID (FK to Business Units)</w:t>
+      </w:r>
+      <w:r>
+        <w:rPr>
+          <w:b/>
+          <w:bCs/>
+        </w:rPr>
+        <w:t xml:space="preserve"> </w:t>
       </w:r>
     </w:p>
     <w:p>
       <w:pPr>
         <w:numPr>
           <w:ilvl w:val="0"/>
-          <w:numId w:val="20"/>
+          <w:numId w:val="33"/>
         </w:numPr>
-      </w:pPr>
-      <w:r>
-        <w:lastRenderedPageBreak/>
-        <w:t>role: Enum (SuperAdmin, BUAdmin, Employee)</w:t>
+        <w:rPr>
+          <w:b/>
+          <w:bCs/>
+        </w:rPr>
+      </w:pPr>
+      <w:r>
+        <w:rPr>
+          <w:b/>
+          <w:bCs/>
+        </w:rPr>
+        <w:t>role:</w:t>
+      </w:r>
+      <w:r>
+        <w:t xml:space="preserve"> Enum (</w:t>
+      </w:r>
+      <w:proofErr w:type="spellStart"/>
+      <w:r>
+        <w:t>SuperAdmin</w:t>
+      </w:r>
+      <w:proofErr w:type="spellEnd"/>
+      <w:r>
+        <w:t xml:space="preserve">, </w:t>
+      </w:r>
+      <w:proofErr w:type="spellStart"/>
+      <w:r>
+        <w:t>BUAdmin</w:t>
+      </w:r>
+      <w:proofErr w:type="spellEnd"/>
+      <w:r>
+        <w:t xml:space="preserve">, Employee) </w:t>
       </w:r>
     </w:p>
     <w:p>
       <w:pPr>
         <w:numPr>
           <w:ilvl w:val="0"/>
-          <w:numId w:val="20"/>
+          <w:numId w:val="33"/>
         </w:numPr>
-      </w:pPr>
-      <w:r>
-        <w:t>password_changed_at: Timestamp (For expiry tracking)</w:t>
+        <w:rPr>
+          <w:b/>
+          <w:bCs/>
+        </w:rPr>
+      </w:pPr>
+      <w:proofErr w:type="spellStart"/>
+      <w:r>
+        <w:rPr>
+          <w:b/>
+          <w:bCs/>
+        </w:rPr>
+        <w:t>password_changed_at</w:t>
+      </w:r>
+      <w:proofErr w:type="spellEnd"/>
+      <w:r>
+        <w:rPr>
+          <w:b/>
+          <w:bCs/>
+        </w:rPr>
+        <w:t xml:space="preserve">: </w:t>
+      </w:r>
+      <w:r>
+        <w:t>Timestamp</w:t>
+      </w:r>
+      <w:r>
+        <w:rPr>
+          <w:b/>
+          <w:bCs/>
+        </w:rPr>
+        <w:t xml:space="preserve"> </w:t>
       </w:r>
     </w:p>
     <w:p>
       <w:pPr>
         <w:numPr>
           <w:ilvl w:val="0"/>
-          <w:numId w:val="20"/>
+          <w:numId w:val="33"/>
         </w:numPr>
-      </w:pPr>
-      <w:r>
-        <w:t>created_at / updated_at: Timestamp</w:t>
+        <w:rPr>
+          <w:b/>
+          <w:bCs/>
+        </w:rPr>
+      </w:pPr>
+      <w:proofErr w:type="spellStart"/>
+      <w:r>
+        <w:rPr>
+          <w:b/>
+          <w:bCs/>
+        </w:rPr>
+        <w:t>login_attempts</w:t>
+      </w:r>
+      <w:proofErr w:type="spellEnd"/>
+      <w:r>
+        <w:rPr>
+          <w:b/>
+          <w:bCs/>
+        </w:rPr>
+        <w:t xml:space="preserve">: </w:t>
+      </w:r>
+      <w:r>
+        <w:t>Integer (Default: 0) — Tracks failed logins for Account Lockout.</w:t>
       </w:r>
     </w:p>
     <w:p>
       <w:pPr>
-        <w:rPr>
-          <w:b/>
-          <w:bCs/>
-        </w:rPr>
-      </w:pPr>
-      <w:r>
-        <w:rPr>
-          <w:b/>
-          <w:bCs/>
-        </w:rPr>
-        <w:t>3.2 Applications Table</w:t>
+        <w:numPr>
+          <w:ilvl w:val="0"/>
+          <w:numId w:val="33"/>
+        </w:numPr>
+        <w:rPr>
+          <w:b/>
+          <w:bCs/>
+        </w:rPr>
+      </w:pPr>
+      <w:proofErr w:type="spellStart"/>
+      <w:r>
+        <w:rPr>
+          <w:b/>
+          <w:bCs/>
+        </w:rPr>
+        <w:t>locked_until</w:t>
+      </w:r>
+      <w:proofErr w:type="spellEnd"/>
+      <w:r>
+        <w:rPr>
+          <w:b/>
+          <w:bCs/>
+        </w:rPr>
+        <w:t xml:space="preserve">: </w:t>
+      </w:r>
+      <w:r>
+        <w:t>Timestamp (Nullable) — Set when max attempts are reached.</w:t>
       </w:r>
     </w:p>
     <w:p>
       <w:pPr>
         <w:numPr>
           <w:ilvl w:val="0"/>
-          <w:numId w:val="21"/>
+          <w:numId w:val="33"/>
         </w:numPr>
-      </w:pPr>
-      <w:r>
-        <w:t>id: UUID (PK)</w:t>
+        <w:rPr>
+          <w:b/>
+          <w:bCs/>
+        </w:rPr>
+      </w:pPr>
+      <w:proofErr w:type="spellStart"/>
+      <w:r>
+        <w:rPr>
+          <w:b/>
+          <w:bCs/>
+        </w:rPr>
+        <w:t>is_deactivated</w:t>
+      </w:r>
+      <w:proofErr w:type="spellEnd"/>
+      <w:r>
+        <w:rPr>
+          <w:b/>
+          <w:bCs/>
+        </w:rPr>
+        <w:t xml:space="preserve">: </w:t>
+      </w:r>
+      <w:r>
+        <w:t>Boolean (Default: false) — For Admin-led deactivation.</w:t>
       </w:r>
     </w:p>
     <w:p>
       <w:pPr>
+        <w:rPr>
+          <w:b/>
+          <w:bCs/>
+        </w:rPr>
+      </w:pPr>
+      <w:r>
+        <w:rPr>
+          <w:b/>
+          <w:bCs/>
+        </w:rPr>
+        <w:t xml:space="preserve">3.2 </w:t>
+      </w:r>
+      <w:proofErr w:type="spellStart"/>
+      <w:r>
+        <w:rPr>
+          <w:b/>
+          <w:bCs/>
+        </w:rPr>
+        <w:t>Security_Policies</w:t>
+      </w:r>
+      <w:proofErr w:type="spellEnd"/>
+      <w:r>
+        <w:rPr>
+          <w:b/>
+          <w:bCs/>
+        </w:rPr>
+        <w:t xml:space="preserve"> Table (New)</w:t>
+      </w:r>
+    </w:p>
+    <w:p>
+      <w:pPr>
         <w:numPr>
           <w:ilvl w:val="0"/>
-          <w:numId w:val="21"/>
+          <w:numId w:val="34"/>
         </w:numPr>
-      </w:pPr>
-      <w:r>
-        <w:t>name: String</w:t>
+        <w:rPr>
+          <w:b/>
+          <w:bCs/>
+        </w:rPr>
+      </w:pPr>
+      <w:proofErr w:type="spellStart"/>
+      <w:r>
+        <w:rPr>
+          <w:b/>
+          <w:bCs/>
+        </w:rPr>
+        <w:t>min_password_length</w:t>
+      </w:r>
+      <w:proofErr w:type="spellEnd"/>
+      <w:r>
+        <w:rPr>
+          <w:b/>
+          <w:bCs/>
+        </w:rPr>
+        <w:t xml:space="preserve">: </w:t>
+      </w:r>
+      <w:r>
+        <w:t>Integer (Default: 6).</w:t>
       </w:r>
     </w:p>
     <w:p>
       <w:pPr>
         <w:numPr>
           <w:ilvl w:val="0"/>
-          <w:numId w:val="21"/>
+          <w:numId w:val="34"/>
         </w:numPr>
-      </w:pPr>
-      <w:r>
-        <w:t>description: Text</w:t>
+        <w:rPr>
+          <w:b/>
+          <w:bCs/>
+        </w:rPr>
+      </w:pPr>
+      <w:proofErr w:type="spellStart"/>
+      <w:r>
+        <w:rPr>
+          <w:b/>
+          <w:bCs/>
+        </w:rPr>
+        <w:t>complexity_enabled</w:t>
+      </w:r>
+      <w:proofErr w:type="spellEnd"/>
+      <w:r>
+        <w:rPr>
+          <w:b/>
+          <w:bCs/>
+        </w:rPr>
+        <w:t xml:space="preserve">: </w:t>
+      </w:r>
+      <w:r>
+        <w:t>Boolean (Require Upper/Lower/Number/Symbol).</w:t>
       </w:r>
     </w:p>
     <w:p>
       <w:pPr>
         <w:numPr>
           <w:ilvl w:val="0"/>
-          <w:numId w:val="21"/>
+          <w:numId w:val="34"/>
         </w:numPr>
-      </w:pPr>
-      <w:r>
-        <w:t>icon_url: String</w:t>
+        <w:rPr>
+          <w:b/>
+          <w:bCs/>
+        </w:rPr>
+      </w:pPr>
+      <w:proofErr w:type="spellStart"/>
+      <w:r>
+        <w:rPr>
+          <w:b/>
+          <w:bCs/>
+        </w:rPr>
+        <w:t>history_limit</w:t>
+      </w:r>
+      <w:proofErr w:type="spellEnd"/>
+      <w:r>
+        <w:rPr>
+          <w:b/>
+          <w:bCs/>
+        </w:rPr>
+        <w:t xml:space="preserve">: </w:t>
+      </w:r>
+      <w:r>
+        <w:t>Integer (Default: 5).</w:t>
       </w:r>
     </w:p>
     <w:p>
       <w:pPr>
         <w:numPr>
           <w:ilvl w:val="0"/>
-          <w:numId w:val="21"/>
+          <w:numId w:val="34"/>
         </w:numPr>
-      </w:pPr>
-      <w:r>
-        <w:t>target_url: String</w:t>
+        <w:rPr>
+          <w:b/>
+          <w:bCs/>
+        </w:rPr>
+      </w:pPr>
+      <w:proofErr w:type="spellStart"/>
+      <w:r>
+        <w:rPr>
+          <w:b/>
+          <w:bCs/>
+        </w:rPr>
+        <w:t>max_login_attempts</w:t>
+      </w:r>
+      <w:proofErr w:type="spellEnd"/>
+      <w:r>
+        <w:rPr>
+          <w:b/>
+          <w:bCs/>
+        </w:rPr>
+        <w:t xml:space="preserve">: </w:t>
+      </w:r>
+      <w:r>
+        <w:t>Integer (Default: 5).</w:t>
       </w:r>
     </w:p>
     <w:p>
       <w:pPr>
         <w:numPr>
           <w:ilvl w:val="0"/>
-          <w:numId w:val="21"/>
+          <w:numId w:val="34"/>
         </w:numPr>
-      </w:pPr>
-      <w:r>
-        <w:t xml:space="preserve">target_bu_id: UUID (FK, </w:t>
-      </w:r>
-      <w:r>
-        <w:rPr>
-          <w:b/>
-          <w:bCs/>
-        </w:rPr>
-        <w:t>Nullable</w:t>
-      </w:r>
-      <w:r>
-        <w:t xml:space="preserve">). </w:t>
-      </w:r>
-      <w:r>
-        <w:rPr>
-          <w:i/>
-          <w:iCs/>
-        </w:rPr>
-        <w:t>Note: Null indicates "Global/All BUs" access.</w:t>
+        <w:rPr>
+          <w:b/>
+          <w:bCs/>
+        </w:rPr>
+      </w:pPr>
+      <w:proofErr w:type="spellStart"/>
+      <w:r>
+        <w:rPr>
+          <w:b/>
+          <w:bCs/>
+        </w:rPr>
+        <w:t>lockout_duration_mins</w:t>
+      </w:r>
+      <w:proofErr w:type="spellEnd"/>
+      <w:r>
+        <w:rPr>
+          <w:b/>
+          <w:bCs/>
+        </w:rPr>
+        <w:t xml:space="preserve">: </w:t>
+      </w:r>
+      <w:r>
+        <w:t>Integer (Default: 30).</w:t>
       </w:r>
     </w:p>
     <w:p>
@@ -924,51 +1350,107 @@
       <w:pPr>
         <w:numPr>
           <w:ilvl w:val="0"/>
-          <w:numId w:val="22"/>
+          <w:numId w:val="35"/>
         </w:numPr>
-      </w:pPr>
-      <w:r>
-        <w:rPr>
-          <w:b/>
-          <w:bCs/>
-        </w:rPr>
-        <w:t>Allowed Domains:</w:t>
-      </w:r>
-      <w:r>
-        <w:t xml:space="preserve"> id, domain_name (e.g., @kpn-corp.com).</w:t>
+        <w:rPr>
+          <w:b/>
+          <w:bCs/>
+        </w:rPr>
+      </w:pPr>
+      <w:proofErr w:type="spellStart"/>
+      <w:r>
+        <w:rPr>
+          <w:b/>
+          <w:bCs/>
+        </w:rPr>
+        <w:t>Password_History</w:t>
+      </w:r>
+      <w:proofErr w:type="spellEnd"/>
+      <w:r>
+        <w:rPr>
+          <w:b/>
+          <w:bCs/>
+        </w:rPr>
+        <w:t>:</w:t>
+      </w:r>
+      <w:r>
+        <w:t xml:space="preserve"> id, </w:t>
+      </w:r>
+      <w:proofErr w:type="spellStart"/>
+      <w:r>
+        <w:t>user_id</w:t>
+      </w:r>
+      <w:proofErr w:type="spellEnd"/>
+      <w:r>
+        <w:t xml:space="preserve">, </w:t>
+      </w:r>
+      <w:proofErr w:type="spellStart"/>
+      <w:r>
+        <w:t>password_hash</w:t>
+      </w:r>
+      <w:proofErr w:type="spellEnd"/>
+      <w:r>
+        <w:t xml:space="preserve">, </w:t>
+      </w:r>
+      <w:proofErr w:type="spellStart"/>
+      <w:r>
+        <w:t>created_at</w:t>
+      </w:r>
+      <w:proofErr w:type="spellEnd"/>
+      <w:r>
+        <w:t>.</w:t>
       </w:r>
     </w:p>
     <w:p>
       <w:pPr>
         <w:numPr>
           <w:ilvl w:val="0"/>
-          <w:numId w:val="22"/>
+          <w:numId w:val="35"/>
         </w:numPr>
-      </w:pPr>
-      <w:r>
-        <w:rPr>
-          <w:b/>
-          <w:bCs/>
-        </w:rPr>
-        <w:t>Business Units:</w:t>
-      </w:r>
-      <w:r>
-        <w:t xml:space="preserve"> id, name (e.g., "Finance", "Engineering").</w:t>
+        <w:rPr>
+          <w:b/>
+          <w:bCs/>
+        </w:rPr>
+      </w:pPr>
+      <w:r>
+        <w:rPr>
+          <w:b/>
+          <w:bCs/>
+        </w:rPr>
+        <w:t xml:space="preserve">Allowed Domains: </w:t>
+      </w:r>
+      <w:r>
+        <w:t xml:space="preserve">id, </w:t>
+      </w:r>
+      <w:proofErr w:type="spellStart"/>
+      <w:r>
+        <w:t>domain_name</w:t>
+      </w:r>
+      <w:proofErr w:type="spellEnd"/>
+      <w:r>
+        <w:t>.</w:t>
       </w:r>
     </w:p>
     <w:p>
       <w:pPr>
-        <w:rPr>
-          <w:b/>
-          <w:bCs/>
-        </w:rPr>
-      </w:pPr>
-      <w:r>
-        <w:rPr>
-          <w:b/>
-          <w:bCs/>
-        </w:rPr>
-        <w:t>4. Feature Logic &amp; SSO Hand-off</w:t>
+        <w:numPr>
+          <w:ilvl w:val="0"/>
+          <w:numId w:val="35"/>
+        </w:numPr>
+        <w:rPr>
+          <w:b/>
+          <w:bCs/>
+        </w:rPr>
+      </w:pPr>
+      <w:r>
+        <w:rPr>
+          <w:b/>
+          <w:bCs/>
+        </w:rPr>
+        <w:t xml:space="preserve">Business Units: </w:t>
+      </w:r>
+      <w:r>
+        <w:t>id, name.</w:t>
       </w:r>
     </w:p>
     <w:p>
@@ -983,91 +1465,112 @@
           <w:b/>
           <w:bCs/>
         </w:rPr>
-        <w:t>4.1 Registration &amp; Identity Validation</w:t>
+        <w:t>4. Feature Logic &amp; SSO Hand-off</w:t>
       </w:r>
     </w:p>
     <w:p>
       <w:pPr>
+        <w:rPr>
+          <w:b/>
+          <w:bCs/>
+        </w:rPr>
+      </w:pPr>
+      <w:r>
+        <w:rPr>
+          <w:b/>
+          <w:bCs/>
+        </w:rPr>
+        <w:t>4.1 Registration &amp; Identity Validation</w:t>
+      </w:r>
+    </w:p>
+    <w:p>
+      <w:pPr>
         <w:numPr>
           <w:ilvl w:val="0"/>
-          <w:numId w:val="23"/>
+          <w:numId w:val="36"/>
         </w:numPr>
-      </w:pPr>
-      <w:r>
-        <w:rPr>
-          <w:b/>
-          <w:bCs/>
-        </w:rPr>
-        <w:t>Domain Check:</w:t>
-      </w:r>
-      <w:r>
-        <w:t xml:space="preserve"> System validates email domain against Allowed_Domains. If invalid, return </w:t>
-      </w:r>
-      <w:r>
-        <w:rPr>
-          <w:b/>
-          <w:bCs/>
-        </w:rPr>
-        <w:t>403</w:t>
-      </w:r>
-      <w:r>
-        <w:t xml:space="preserve"> "Email domain not authorized".</w:t>
+        <w:rPr>
+          <w:b/>
+          <w:bCs/>
+        </w:rPr>
+      </w:pPr>
+      <w:r>
+        <w:rPr>
+          <w:b/>
+          <w:bCs/>
+        </w:rPr>
+        <w:t xml:space="preserve">Domain Check: </w:t>
+      </w:r>
+      <w:r>
+        <w:t xml:space="preserve">System validates email domain against </w:t>
+      </w:r>
+      <w:proofErr w:type="spellStart"/>
+      <w:r>
+        <w:t>Allowed_Domains</w:t>
+      </w:r>
+      <w:proofErr w:type="spellEnd"/>
+      <w:r>
+        <w:t>.</w:t>
       </w:r>
     </w:p>
     <w:p>
       <w:pPr>
         <w:numPr>
           <w:ilvl w:val="0"/>
-          <w:numId w:val="23"/>
+          <w:numId w:val="36"/>
         </w:numPr>
-      </w:pPr>
-      <w:r>
-        <w:rPr>
-          <w:b/>
-          <w:bCs/>
-        </w:rPr>
-        <w:t>Input Validation:</w:t>
-      </w:r>
-      <w:r>
-        <w:t xml:space="preserve"> User must select a </w:t>
-      </w:r>
-      <w:r>
-        <w:rPr>
-          <w:b/>
-          <w:bCs/>
-        </w:rPr>
-        <w:t>Business Unit</w:t>
-      </w:r>
-      <w:r>
-        <w:t xml:space="preserve"> and provide a </w:t>
-      </w:r>
-      <w:r>
-        <w:rPr>
-          <w:b/>
-          <w:bCs/>
-        </w:rPr>
-        <w:t>Password Retype</w:t>
-      </w:r>
-      <w:r>
-        <w:t>. Backend validates password === password_retype.</w:t>
+        <w:rPr>
+          <w:b/>
+          <w:bCs/>
+        </w:rPr>
+      </w:pPr>
+      <w:r>
+        <w:rPr>
+          <w:b/>
+          <w:bCs/>
+        </w:rPr>
+        <w:t xml:space="preserve">Complexity: </w:t>
+      </w:r>
+      <w:r>
+        <w:t xml:space="preserve">Password must meet length and complexity toggles in </w:t>
+      </w:r>
+      <w:proofErr w:type="spellStart"/>
+      <w:r>
+        <w:t>Security_Policies</w:t>
+      </w:r>
+      <w:proofErr w:type="spellEnd"/>
+      <w:r>
+        <w:t>.</w:t>
       </w:r>
     </w:p>
     <w:p>
       <w:pPr>
         <w:numPr>
           <w:ilvl w:val="0"/>
-          <w:numId w:val="23"/>
+          <w:numId w:val="36"/>
         </w:numPr>
-      </w:pPr>
-      <w:r>
-        <w:rPr>
-          <w:b/>
-          <w:bCs/>
-        </w:rPr>
-        <w:t>Default Role:</w:t>
-      </w:r>
-      <w:r>
-        <w:t xml:space="preserve"> New registrations default to Employee unless modified by a SuperAdmin.</w:t>
+        <w:rPr>
+          <w:b/>
+          <w:bCs/>
+        </w:rPr>
+      </w:pPr>
+      <w:r>
+        <w:rPr>
+          <w:b/>
+          <w:bCs/>
+        </w:rPr>
+        <w:t xml:space="preserve">Validation: </w:t>
+      </w:r>
+      <w:r>
+        <w:t xml:space="preserve">Backend validates password === </w:t>
+      </w:r>
+      <w:proofErr w:type="spellStart"/>
+      <w:r>
+        <w:t>password_retype</w:t>
+      </w:r>
+      <w:proofErr w:type="spellEnd"/>
+      <w:r>
+        <w:t>.</w:t>
       </w:r>
     </w:p>
     <w:p>
@@ -1082,43 +1585,59 @@
           <w:b/>
           <w:bCs/>
         </w:rPr>
-        <w:t>4.2 User Account Management</w:t>
+        <w:t>4.2 Brute-force Protection &amp; History</w:t>
       </w:r>
     </w:p>
     <w:p>
       <w:pPr>
         <w:numPr>
           <w:ilvl w:val="0"/>
-          <w:numId w:val="24"/>
+          <w:numId w:val="37"/>
         </w:numPr>
-      </w:pPr>
-      <w:r>
-        <w:rPr>
-          <w:b/>
-          <w:bCs/>
-        </w:rPr>
-        <w:t>Profile:</w:t>
-      </w:r>
-      <w:r>
-        <w:t xml:space="preserve"> Users can view their assigned BU and email.</w:t>
+        <w:rPr>
+          <w:b/>
+          <w:bCs/>
+        </w:rPr>
+      </w:pPr>
+      <w:r>
+        <w:rPr>
+          <w:b/>
+          <w:bCs/>
+        </w:rPr>
+        <w:t>Lockout</w:t>
+      </w:r>
+      <w:r>
+        <w:t>: After $X$ failed attempts, account locks for 30 mins or until Admin unlock.</w:t>
       </w:r>
     </w:p>
     <w:p>
       <w:pPr>
         <w:numPr>
           <w:ilvl w:val="0"/>
-          <w:numId w:val="24"/>
+          <w:numId w:val="37"/>
         </w:numPr>
-      </w:pPr>
-      <w:r>
-        <w:rPr>
-          <w:b/>
-          <w:bCs/>
-        </w:rPr>
-        <w:t>Security:</w:t>
-      </w:r>
-      <w:r>
-        <w:t xml:space="preserve"> Users can update passwords via PATCH /me/password. Requires old_password validation.</w:t>
+        <w:rPr>
+          <w:b/>
+          <w:bCs/>
+        </w:rPr>
+      </w:pPr>
+      <w:r>
+        <w:rPr>
+          <w:b/>
+          <w:bCs/>
+        </w:rPr>
+        <w:t>History:</w:t>
+      </w:r>
+      <w:r>
+        <w:t xml:space="preserve"> New passwords cannot match the last $X$ versions in </w:t>
+      </w:r>
+      <w:proofErr w:type="spellStart"/>
+      <w:r>
+        <w:t>Password_History</w:t>
+      </w:r>
+      <w:proofErr w:type="spellEnd"/>
+      <w:r>
+        <w:t>.</w:t>
       </w:r>
     </w:p>
     <w:p>
@@ -1128,71 +1647,136 @@
           <w:bCs/>
         </w:rPr>
       </w:pPr>
-      <w:r>
-        <w:rPr>
-          <w:b/>
-          <w:bCs/>
-        </w:rPr>
-        <w:t>4.3 SSO Hand-off (Secure Header Method)</w:t>
-      </w:r>
     </w:p>
     <w:p>
       <w:pPr>
+        <w:rPr>
+          <w:b/>
+          <w:bCs/>
+        </w:rPr>
+      </w:pPr>
+      <w:r>
+        <w:rPr>
+          <w:b/>
+          <w:bCs/>
+        </w:rPr>
+        <w:t>4.3 SSO Hand-off (Secure Header Method)</w:t>
+      </w:r>
+    </w:p>
+    <w:p>
+      <w:pPr>
         <w:numPr>
           <w:ilvl w:val="0"/>
-          <w:numId w:val="25"/>
+          <w:numId w:val="38"/>
         </w:numPr>
-      </w:pPr>
-      <w:r>
-        <w:t>User clicks an app card.</w:t>
+        <w:rPr>
+          <w:b/>
+          <w:bCs/>
+        </w:rPr>
+      </w:pPr>
+      <w:r>
+        <w:rPr>
+          <w:b/>
+          <w:bCs/>
+        </w:rPr>
+        <w:t xml:space="preserve">Delivery: </w:t>
+      </w:r>
+      <w:r>
+        <w:t>Token is passed via the Authorization: Bearer {JWE_TOKEN} API header.</w:t>
       </w:r>
     </w:p>
     <w:p>
       <w:pPr>
         <w:numPr>
           <w:ilvl w:val="0"/>
-          <w:numId w:val="25"/>
+          <w:numId w:val="38"/>
         </w:numPr>
-      </w:pPr>
-      <w:r>
-        <w:t>Frontend fetches a JWE token from the API.</w:t>
+        <w:rPr>
+          <w:b/>
+          <w:bCs/>
+        </w:rPr>
+      </w:pPr>
+      <w:r>
+        <w:rPr>
+          <w:b/>
+          <w:bCs/>
+        </w:rPr>
+        <w:t xml:space="preserve">Security: </w:t>
+      </w:r>
+      <w:r>
+        <w:t>No tokens are passed in the URL.</w:t>
       </w:r>
     </w:p>
     <w:p>
       <w:pPr>
+        <w:rPr>
+          <w:b/>
+          <w:bCs/>
+        </w:rPr>
+      </w:pPr>
+      <w:r>
+        <w:rPr>
+          <w:b/>
+          <w:bCs/>
+        </w:rPr>
+        <w:t>5. Admin &amp; Security Policies</w:t>
+      </w:r>
+    </w:p>
+    <w:p>
+      <w:pPr>
         <w:numPr>
           <w:ilvl w:val="0"/>
-          <w:numId w:val="25"/>
+          <w:numId w:val="39"/>
         </w:numPr>
-      </w:pPr>
-      <w:r>
-        <w:lastRenderedPageBreak/>
-        <w:t xml:space="preserve">The token is passed to the target app via the </w:t>
-      </w:r>
-      <w:r>
-        <w:rPr>
-          <w:b/>
-          <w:bCs/>
-        </w:rPr>
-        <w:t>Authorization: Bearer {JWE_TOKEN}</w:t>
-      </w:r>
-      <w:r>
-        <w:t xml:space="preserve"> API header (Bridge page or POST-redirect).</w:t>
+        <w:rPr>
+          <w:b/>
+          <w:bCs/>
+        </w:rPr>
+      </w:pPr>
+      <w:r>
+        <w:rPr>
+          <w:b/>
+          <w:bCs/>
+        </w:rPr>
+        <w:t xml:space="preserve">RBAC: </w:t>
+      </w:r>
+      <w:proofErr w:type="spellStart"/>
+      <w:r>
+        <w:t>SuperAdmins</w:t>
+      </w:r>
+      <w:proofErr w:type="spellEnd"/>
+      <w:r>
+        <w:t xml:space="preserve"> have full access; </w:t>
+      </w:r>
+      <w:proofErr w:type="spellStart"/>
+      <w:r>
+        <w:t>BUAdmins</w:t>
+      </w:r>
+      <w:proofErr w:type="spellEnd"/>
+      <w:r>
+        <w:t xml:space="preserve"> manage BU-specific apps.</w:t>
       </w:r>
     </w:p>
     <w:p>
       <w:pPr>
         <w:numPr>
           <w:ilvl w:val="0"/>
-          <w:numId w:val="25"/>
+          <w:numId w:val="39"/>
         </w:numPr>
-      </w:pPr>
-      <w:r>
-        <w:rPr>
-          <w:b/>
-          <w:bCs/>
-        </w:rPr>
-        <w:t>No tokens are passed in the URL.</w:t>
+        <w:rPr>
+          <w:b/>
+          <w:bCs/>
+        </w:rPr>
+      </w:pPr>
+      <w:r>
+        <w:rPr>
+          <w:b/>
+          <w:bCs/>
+        </w:rPr>
+        <w:t xml:space="preserve">Expiry: </w:t>
+      </w:r>
+      <w:r>
+        <w:t>System forces password change prompt every $X$ months.</w:t>
       </w:r>
     </w:p>
     <w:p>
@@ -1207,7 +1791,7 @@
           <w:b/>
           <w:bCs/>
         </w:rPr>
-        <w:t>5. Admin &amp; Security Policies</w:t>
+        <w:t>6. Logging &amp; Audit Trail Specification</w:t>
       </w:r>
     </w:p>
     <w:p>
@@ -1222,83 +1806,196 @@
           <w:b/>
           <w:bCs/>
         </w:rPr>
-        <w:t>5.1 Admin Role Management (RBAC)</w:t>
+        <w:t>6.1 System Application Logs (</w:t>
+      </w:r>
+      <w:proofErr w:type="spellStart"/>
+      <w:r>
+        <w:rPr>
+          <w:b/>
+          <w:bCs/>
+        </w:rPr>
+        <w:t>Alicloud</w:t>
+      </w:r>
+      <w:proofErr w:type="spellEnd"/>
+      <w:r>
+        <w:rPr>
+          <w:b/>
+          <w:bCs/>
+        </w:rPr>
+        <w:t xml:space="preserve"> SLS)</w:t>
       </w:r>
     </w:p>
     <w:p>
       <w:pPr>
         <w:numPr>
           <w:ilvl w:val="0"/>
-          <w:numId w:val="26"/>
+          <w:numId w:val="40"/>
         </w:numPr>
-      </w:pPr>
-      <w:r>
-        <w:rPr>
-          <w:b/>
-          <w:bCs/>
-        </w:rPr>
-        <w:t>SuperAdmin:</w:t>
-      </w:r>
-      <w:r>
-        <w:t xml:space="preserve"> Full access to Applications, BUs, Domains, and User Role assignments.</w:t>
+        <w:rPr>
+          <w:b/>
+          <w:bCs/>
+        </w:rPr>
+      </w:pPr>
+      <w:r>
+        <w:rPr>
+          <w:b/>
+          <w:bCs/>
+        </w:rPr>
+        <w:t xml:space="preserve">Metadata: </w:t>
+      </w:r>
+      <w:r>
+        <w:t>Timestamp, Trace ID, Log Level, and Performance Metadata.</w:t>
       </w:r>
     </w:p>
     <w:p>
       <w:pPr>
         <w:numPr>
           <w:ilvl w:val="0"/>
-          <w:numId w:val="26"/>
+          <w:numId w:val="40"/>
         </w:numPr>
-      </w:pPr>
-      <w:r>
-        <w:rPr>
-          <w:b/>
-          <w:bCs/>
-        </w:rPr>
-        <w:t>BUAdmin:</w:t>
-      </w:r>
-      <w:r>
-        <w:t xml:space="preserve"> Restricted access to manage Applications specifically assigned to their own Business Unit.</w:t>
+        <w:rPr>
+          <w:b/>
+          <w:bCs/>
+        </w:rPr>
+      </w:pPr>
+      <w:r>
+        <w:rPr>
+          <w:b/>
+          <w:bCs/>
+        </w:rPr>
+        <w:t xml:space="preserve">Performance: </w:t>
+      </w:r>
+      <w:r>
+        <w:t>Logs "Generation Time" to ensure $&lt; 200ms$ targets.</w:t>
       </w:r>
     </w:p>
     <w:p>
       <w:pPr>
+        <w:rPr>
+          <w:b/>
+          <w:bCs/>
+        </w:rPr>
+      </w:pPr>
+      <w:r>
+        <w:rPr>
+          <w:b/>
+          <w:bCs/>
+        </w:rPr>
+        <w:t>6.2 Administrative Audit Trail (Database-level)</w:t>
+      </w:r>
+    </w:p>
+    <w:p>
+      <w:pPr>
+        <w:rPr>
+          <w:b/>
+          <w:bCs/>
+        </w:rPr>
+      </w:pPr>
+      <w:r>
+        <w:rPr>
+          <w:b/>
+          <w:bCs/>
+        </w:rPr>
+        <w:t xml:space="preserve">The immutable </w:t>
+      </w:r>
+      <w:proofErr w:type="spellStart"/>
+      <w:r>
+        <w:rPr>
+          <w:b/>
+          <w:bCs/>
+        </w:rPr>
+        <w:t>audit_logs</w:t>
+      </w:r>
+      <w:proofErr w:type="spellEnd"/>
+      <w:r>
+        <w:rPr>
+          <w:b/>
+          <w:bCs/>
+        </w:rPr>
+        <w:t xml:space="preserve"> table records all Admin actions and security policy changes:</w:t>
+      </w:r>
+    </w:p>
+    <w:p>
+      <w:pPr>
         <w:numPr>
           <w:ilvl w:val="0"/>
-          <w:numId w:val="26"/>
+          <w:numId w:val="41"/>
         </w:numPr>
-      </w:pPr>
-      <w:r>
-        <w:rPr>
-          <w:b/>
-          <w:bCs/>
-        </w:rPr>
-        <w:t>Employee:</w:t>
-      </w:r>
-      <w:r>
-        <w:t xml:space="preserve"> No access to Admin Console.</w:t>
+        <w:rPr>
+          <w:b/>
+          <w:bCs/>
+        </w:rPr>
+      </w:pPr>
+      <w:r>
+        <w:rPr>
+          <w:b/>
+          <w:bCs/>
+        </w:rPr>
+        <w:t xml:space="preserve">Actor/Action: </w:t>
+      </w:r>
+      <w:r>
+        <w:t xml:space="preserve">Records </w:t>
+      </w:r>
+      <w:proofErr w:type="spellStart"/>
+      <w:r>
+        <w:t>actor_id</w:t>
+      </w:r>
+      <w:proofErr w:type="spellEnd"/>
+      <w:r>
+        <w:t xml:space="preserve"> and </w:t>
+      </w:r>
+      <w:proofErr w:type="spellStart"/>
+      <w:r>
+        <w:t>action_type</w:t>
+      </w:r>
+      <w:proofErr w:type="spellEnd"/>
+      <w:r>
+        <w:t xml:space="preserve"> (CREATE, UPDATE, DELETE, ROLE_CHANGE, POLICY_UPDATE, UNLOCK).</w:t>
       </w:r>
     </w:p>
     <w:p>
       <w:pPr>
-        <w:rPr>
-          <w:b/>
-          <w:bCs/>
-        </w:rPr>
-      </w:pPr>
-      <w:r>
-        <w:rPr>
-          <w:b/>
-          <w:bCs/>
-        </w:rPr>
-        <w:t>5.2 Enforced Password Expiry</w:t>
+        <w:numPr>
+          <w:ilvl w:val="0"/>
+          <w:numId w:val="41"/>
+        </w:numPr>
+        <w:rPr>
+          <w:b/>
+          <w:bCs/>
+        </w:rPr>
+      </w:pPr>
+      <w:r>
+        <w:rPr>
+          <w:b/>
+          <w:bCs/>
+        </w:rPr>
+        <w:t xml:space="preserve">Payload: </w:t>
+      </w:r>
+      <w:r>
+        <w:t xml:space="preserve">Captures </w:t>
+      </w:r>
+      <w:proofErr w:type="spellStart"/>
+      <w:r>
+        <w:t>payload_before</w:t>
+      </w:r>
+      <w:proofErr w:type="spellEnd"/>
+      <w:r>
+        <w:t xml:space="preserve"> and </w:t>
+      </w:r>
+      <w:proofErr w:type="spellStart"/>
+      <w:r>
+        <w:t>payload_after</w:t>
+      </w:r>
+      <w:proofErr w:type="spellEnd"/>
+      <w:r>
+        <w:t xml:space="preserve"> for data integrity.</w:t>
       </w:r>
     </w:p>
     <w:p>
       <w:pPr>
         <w:numPr>
           <w:ilvl w:val="0"/>
-          <w:numId w:val="27"/>
+          <w:numId w:val="41"/>
         </w:numPr>
       </w:pPr>
       <w:r>
@@ -1306,28 +2003,78 @@
           <w:b/>
           <w:bCs/>
         </w:rPr>
-        <w:t>Policy:</w:t>
-      </w:r>
-      <w:r>
-        <w:t xml:space="preserve"> Passwords expire every 90 days.</w:t>
+        <w:t xml:space="preserve">Forensics: </w:t>
+      </w:r>
+      <w:r>
+        <w:t xml:space="preserve">Logs </w:t>
+      </w:r>
+      <w:proofErr w:type="spellStart"/>
+      <w:r>
+        <w:t>ip_address</w:t>
+      </w:r>
+      <w:proofErr w:type="spellEnd"/>
+      <w:r>
+        <w:t xml:space="preserve"> and </w:t>
+      </w:r>
+      <w:proofErr w:type="spellStart"/>
+      <w:r>
+        <w:t>target_entity</w:t>
+      </w:r>
+      <w:proofErr w:type="spellEnd"/>
+      <w:r>
+        <w:t xml:space="preserve"> (User, App, or Policy).</w:t>
       </w:r>
     </w:p>
     <w:p>
       <w:pPr>
+        <w:rPr>
+          <w:b/>
+          <w:bCs/>
+        </w:rPr>
+      </w:pPr>
+      <w:r>
+        <w:rPr>
+          <w:b/>
+          <w:bCs/>
+        </w:rPr>
+        <w:t>6.3 SSO Access Logs</w:t>
+      </w:r>
+    </w:p>
+    <w:p>
+      <w:pPr>
+        <w:rPr>
+          <w:b/>
+          <w:bCs/>
+        </w:rPr>
+      </w:pPr>
+      <w:r>
+        <w:rPr>
+          <w:b/>
+          <w:bCs/>
+        </w:rPr>
+        <w:t>Tracks the Adoption Rate success metric:</w:t>
+      </w:r>
+    </w:p>
+    <w:p>
+      <w:pPr>
         <w:numPr>
           <w:ilvl w:val="0"/>
-          <w:numId w:val="27"/>
+          <w:numId w:val="42"/>
         </w:numPr>
-      </w:pPr>
-      <w:r>
-        <w:rPr>
-          <w:b/>
-          <w:bCs/>
-        </w:rPr>
-        <w:t>Logic:</w:t>
-      </w:r>
-      <w:r>
-        <w:t xml:space="preserve"> On login, if current_date - password_changed_at &gt; 90 days, the API returns a PASSWORD_EXPIRED challenge. User is forced to a password reset page before accessing the Grid.</w:t>
+        <w:rPr>
+          <w:b/>
+          <w:bCs/>
+        </w:rPr>
+      </w:pPr>
+      <w:r>
+        <w:rPr>
+          <w:b/>
+          <w:bCs/>
+        </w:rPr>
+        <w:t xml:space="preserve">Data Points: </w:t>
+      </w:r>
+      <w:r>
+        <w:t>User ID, App ID, and Outcome (Success/Failure).</w:t>
       </w:r>
     </w:p>
     <w:p>
@@ -1342,58 +2089,169 @@
           <w:b/>
           <w:bCs/>
         </w:rPr>
-        <w:t>6. Logging &amp; Audit Trail Specification</w:t>
+        <w:t>7. Updated Environment Configuration</w:t>
       </w:r>
     </w:p>
     <w:p>
       <w:pPr>
-        <w:rPr>
-          <w:b/>
-          <w:bCs/>
-        </w:rPr>
-      </w:pPr>
-      <w:r>
-        <w:rPr>
-          <w:b/>
-          <w:bCs/>
-        </w:rPr>
-        <w:t>6.1 System Application Logs (Alicloud SLS)</w:t>
+        <w:numPr>
+          <w:ilvl w:val="0"/>
+          <w:numId w:val="43"/>
+        </w:numPr>
+        <w:rPr>
+          <w:b/>
+          <w:bCs/>
+        </w:rPr>
+      </w:pPr>
+      <w:r>
+        <w:rPr>
+          <w:b/>
+          <w:bCs/>
+        </w:rPr>
+        <w:t xml:space="preserve">Dev </w:t>
+      </w:r>
+      <w:proofErr w:type="gramStart"/>
+      <w:r>
+        <w:rPr>
+          <w:b/>
+          <w:bCs/>
+        </w:rPr>
+        <w:t>(.</w:t>
+      </w:r>
+      <w:proofErr w:type="spellStart"/>
+      <w:r>
+        <w:rPr>
+          <w:b/>
+          <w:bCs/>
+        </w:rPr>
+        <w:t>env</w:t>
+      </w:r>
+      <w:proofErr w:type="gramEnd"/>
+      <w:r>
+        <w:rPr>
+          <w:b/>
+          <w:bCs/>
+        </w:rPr>
+        <w:t>.local</w:t>
+      </w:r>
+      <w:proofErr w:type="spellEnd"/>
+      <w:r>
+        <w:rPr>
+          <w:b/>
+          <w:bCs/>
+        </w:rPr>
+        <w:t xml:space="preserve">): </w:t>
+      </w:r>
+      <w:r>
+        <w:t>LOG_LEVEL=debug, STDOUT_ONLY=true, PASSWORD_EXPIRY_DAYS=999.</w:t>
       </w:r>
     </w:p>
     <w:p>
       <w:pPr>
         <w:numPr>
           <w:ilvl w:val="0"/>
-          <w:numId w:val="28"/>
+          <w:numId w:val="43"/>
         </w:numPr>
-      </w:pPr>
-      <w:r>
-        <w:rPr>
-          <w:b/>
-          <w:bCs/>
-        </w:rPr>
-        <w:t>Metadata:</w:t>
-      </w:r>
-      <w:r>
-        <w:t xml:space="preserve"> Timestamp, Trace ID, Log Level, and Performance Metadata.</w:t>
+        <w:rPr>
+          <w:b/>
+          <w:bCs/>
+        </w:rPr>
+      </w:pPr>
+      <w:r>
+        <w:rPr>
+          <w:b/>
+          <w:bCs/>
+        </w:rPr>
+        <w:t xml:space="preserve">Testing </w:t>
+      </w:r>
+      <w:proofErr w:type="gramStart"/>
+      <w:r>
+        <w:rPr>
+          <w:b/>
+          <w:bCs/>
+        </w:rPr>
+        <w:t>(.</w:t>
+      </w:r>
+      <w:proofErr w:type="spellStart"/>
+      <w:r>
+        <w:rPr>
+          <w:b/>
+          <w:bCs/>
+        </w:rPr>
+        <w:t>env</w:t>
+      </w:r>
+      <w:proofErr w:type="gramEnd"/>
+      <w:r>
+        <w:rPr>
+          <w:b/>
+          <w:bCs/>
+        </w:rPr>
+        <w:t>.testing</w:t>
+      </w:r>
+      <w:proofErr w:type="spellEnd"/>
+      <w:r>
+        <w:rPr>
+          <w:b/>
+          <w:bCs/>
+        </w:rPr>
+        <w:t xml:space="preserve">): </w:t>
+      </w:r>
+      <w:r>
+        <w:t>LOG_LEVEL=info, SLS_PROJECT=hub-test.</w:t>
       </w:r>
     </w:p>
     <w:p>
       <w:pPr>
         <w:numPr>
           <w:ilvl w:val="0"/>
-          <w:numId w:val="28"/>
+          <w:numId w:val="43"/>
         </w:numPr>
-      </w:pPr>
-      <w:r>
-        <w:rPr>
-          <w:b/>
-          <w:bCs/>
-        </w:rPr>
-        <w:t>Performance:</w:t>
-      </w:r>
-      <w:r>
-        <w:t xml:space="preserve"> Logs "Generation Time" to ensure $&lt; 200ms$ targets.</w:t>
+        <w:rPr>
+          <w:b/>
+          <w:bCs/>
+        </w:rPr>
+      </w:pPr>
+      <w:r>
+        <w:rPr>
+          <w:b/>
+          <w:bCs/>
+        </w:rPr>
+        <w:t xml:space="preserve">Production </w:t>
+      </w:r>
+      <w:proofErr w:type="gramStart"/>
+      <w:r>
+        <w:rPr>
+          <w:b/>
+          <w:bCs/>
+        </w:rPr>
+        <w:t>(.</w:t>
+      </w:r>
+      <w:proofErr w:type="spellStart"/>
+      <w:r>
+        <w:rPr>
+          <w:b/>
+          <w:bCs/>
+        </w:rPr>
+        <w:t>env</w:t>
+      </w:r>
+      <w:proofErr w:type="gramEnd"/>
+      <w:r>
+        <w:rPr>
+          <w:b/>
+          <w:bCs/>
+        </w:rPr>
+        <w:t>.production</w:t>
+      </w:r>
+      <w:proofErr w:type="spellEnd"/>
+      <w:r>
+        <w:rPr>
+          <w:b/>
+          <w:bCs/>
+        </w:rPr>
+        <w:t xml:space="preserve">): </w:t>
+      </w:r>
+      <w:r>
+        <w:t>LOG_LEVEL=warn, SLS_PROJECT=hub-prod, AUDIT_RETENTION=365_DAYS, PASSWORD_EXPIRY_DAYS=90.</w:t>
       </w:r>
     </w:p>
     <w:p>
@@ -1408,192 +2266,98 @@
           <w:b/>
           <w:bCs/>
         </w:rPr>
-        <w:t>6.2 Administrative Audit Trail (Database-level)</w:t>
+        <w:t>8. Security Mitigation</w:t>
       </w:r>
     </w:p>
     <w:p>
-      <w:r>
-        <w:t>Immutable audit_logs table records all Admin actions and User Management changes:</w:t>
+      <w:pPr>
+        <w:numPr>
+          <w:ilvl w:val="0"/>
+          <w:numId w:val="44"/>
+        </w:numPr>
+        <w:rPr>
+          <w:b/>
+          <w:bCs/>
+        </w:rPr>
+      </w:pPr>
+      <w:r>
+        <w:rPr>
+          <w:b/>
+          <w:bCs/>
+        </w:rPr>
+        <w:lastRenderedPageBreak/>
+        <w:t>Header-Based Auth: Prevents token exposure in browser history or server logs.</w:t>
       </w:r>
     </w:p>
     <w:p>
       <w:pPr>
         <w:numPr>
           <w:ilvl w:val="0"/>
-          <w:numId w:val="29"/>
+          <w:numId w:val="44"/>
         </w:numPr>
-      </w:pPr>
-      <w:r>
-        <w:t>actor_id, action_type (CREATE, UPDATE, DELETE, ROLE_CHANGE), target_entity, payload_before, payload_after, ip_address.</w:t>
+        <w:rPr>
+          <w:b/>
+          <w:bCs/>
+        </w:rPr>
+      </w:pPr>
+      <w:r>
+        <w:rPr>
+          <w:b/>
+          <w:bCs/>
+        </w:rPr>
+        <w:t xml:space="preserve">Domain Lockout: </w:t>
+      </w:r>
+      <w:proofErr w:type="spellStart"/>
+      <w:r>
+        <w:t>SuperAdmin</w:t>
+      </w:r>
+      <w:proofErr w:type="spellEnd"/>
+      <w:r>
+        <w:t xml:space="preserve"> bypass or hardcoded root domain for emergency whitelist recovery.</w:t>
       </w:r>
     </w:p>
     <w:p>
       <w:pPr>
-        <w:rPr>
-          <w:b/>
-          <w:bCs/>
-        </w:rPr>
-      </w:pPr>
-      <w:r>
-        <w:rPr>
-          <w:b/>
-          <w:bCs/>
-        </w:rPr>
-        <w:t>6.3 SSO Access Logs</w:t>
+        <w:numPr>
+          <w:ilvl w:val="0"/>
+          <w:numId w:val="44"/>
+        </w:numPr>
+        <w:rPr>
+          <w:b/>
+          <w:bCs/>
+        </w:rPr>
+      </w:pPr>
+      <w:r>
+        <w:rPr>
+          <w:b/>
+          <w:bCs/>
+        </w:rPr>
+        <w:t xml:space="preserve">Tamper-Proofing: </w:t>
+      </w:r>
+      <w:r>
+        <w:t>Audit logs are append-only to prevent unauthorized modification.</w:t>
       </w:r>
     </w:p>
     <w:p>
-      <w:r>
-        <w:t xml:space="preserve">Tracks the </w:t>
-      </w:r>
-      <w:r>
-        <w:rPr>
-          <w:b/>
-          <w:bCs/>
-        </w:rPr>
-        <w:t>Adoption Rate</w:t>
-      </w:r>
-      <w:r>
-        <w:t>: User ID, App ID, Outcome (Success/Failure).</w:t>
-      </w:r>
-    </w:p>
-    <w:p>
-      <w:pPr>
-        <w:rPr>
-          <w:b/>
-          <w:bCs/>
-        </w:rPr>
-      </w:pPr>
-      <w:r>
-        <w:rPr>
-          <w:b/>
-          <w:bCs/>
-        </w:rPr>
-        <w:t>7. Updated Environment Configuration</w:t>
-      </w:r>
-    </w:p>
-    <w:p>
       <w:pPr>
         <w:numPr>
           <w:ilvl w:val="0"/>
-          <w:numId w:val="30"/>
+          <w:numId w:val="44"/>
         </w:numPr>
-      </w:pPr>
-      <w:r>
-        <w:rPr>
-          <w:b/>
-          <w:bCs/>
-        </w:rPr>
-        <w:t>Dev (.env.local):</w:t>
-      </w:r>
-      <w:r>
-        <w:t xml:space="preserve"> LOG_LEVEL=debug, STDOUT_ONLY=true, PASSWORD_EXPIRY_DAYS=999</w:t>
-      </w:r>
-    </w:p>
-    <w:p>
-      <w:pPr>
-        <w:numPr>
-          <w:ilvl w:val="0"/>
-          <w:numId w:val="30"/>
-        </w:numPr>
-      </w:pPr>
-      <w:r>
-        <w:rPr>
-          <w:b/>
-          <w:bCs/>
-        </w:rPr>
-        <w:t>Testing (.env.testing):</w:t>
-      </w:r>
-      <w:r>
-        <w:t xml:space="preserve"> LOG_LEVEL=info, SLS_PROJECT=hub-test</w:t>
-      </w:r>
-    </w:p>
-    <w:p>
-      <w:pPr>
-        <w:numPr>
-          <w:ilvl w:val="0"/>
-          <w:numId w:val="30"/>
-        </w:numPr>
-      </w:pPr>
-      <w:r>
-        <w:rPr>
-          <w:b/>
-          <w:bCs/>
-        </w:rPr>
-        <w:lastRenderedPageBreak/>
-        <w:t>Production (.env.production):</w:t>
-      </w:r>
-      <w:r>
-        <w:t xml:space="preserve"> LOG_LEVEL=warn, SLS_PROJECT=hub-prod, AUDIT_RETENTION=365_DAYS, PASSWORD_EXPIRY_DAYS=90</w:t>
-      </w:r>
-    </w:p>
-    <w:p>
-      <w:pPr>
-        <w:rPr>
-          <w:b/>
-          <w:bCs/>
-        </w:rPr>
-      </w:pPr>
-      <w:r>
-        <w:rPr>
-          <w:b/>
-          <w:bCs/>
-        </w:rPr>
-        <w:t>8. Security Mitigation</w:t>
-      </w:r>
-    </w:p>
-    <w:p>
-      <w:pPr>
-        <w:numPr>
-          <w:ilvl w:val="0"/>
-          <w:numId w:val="31"/>
-        </w:numPr>
-      </w:pPr>
-      <w:r>
-        <w:rPr>
-          <w:b/>
-          <w:bCs/>
-        </w:rPr>
-        <w:t>Header-Based Auth:</w:t>
-      </w:r>
-      <w:r>
-        <w:t xml:space="preserve"> Eliminates token exposure in browser history and logs.</w:t>
-      </w:r>
-    </w:p>
-    <w:p>
-      <w:pPr>
-        <w:numPr>
-          <w:ilvl w:val="0"/>
-          <w:numId w:val="31"/>
-        </w:numPr>
-      </w:pPr>
-      <w:r>
-        <w:rPr>
-          <w:b/>
-          <w:bCs/>
-        </w:rPr>
-        <w:t>Domain Lockout Prevention:</w:t>
-      </w:r>
-      <w:r>
-        <w:t xml:space="preserve"> SuperAdmin bypass or hardcoded root domain for recovery.</w:t>
-      </w:r>
-    </w:p>
-    <w:p>
-      <w:pPr>
-        <w:numPr>
-          <w:ilvl w:val="0"/>
-          <w:numId w:val="31"/>
-        </w:numPr>
-      </w:pPr>
-      <w:r>
-        <w:rPr>
-          <w:b/>
-          <w:bCs/>
-        </w:rPr>
-        <w:t>Tamper-Proofing:</w:t>
-      </w:r>
-      <w:r>
-        <w:t xml:space="preserve"> Audit logs are append-only.</w:t>
+        <w:rPr>
+          <w:b/>
+          <w:bCs/>
+        </w:rPr>
+      </w:pPr>
+      <w:r>
+        <w:rPr>
+          <w:b/>
+          <w:bCs/>
+        </w:rPr>
+        <w:t xml:space="preserve">Token Expiry: </w:t>
+      </w:r>
+      <w:r>
+        <w:t>Implementation of short-lived tokens to mitigate replay attacks.</w:t>
       </w:r>
     </w:p>
     <w:p>
@@ -1623,9 +2387,9 @@
       </w:tblPr>
       <w:tblGrid>
         <w:gridCol w:w="1181"/>
-        <w:gridCol w:w="1145"/>
-        <w:gridCol w:w="1596"/>
-        <w:gridCol w:w="5422"/>
+        <w:gridCol w:w="1135"/>
+        <w:gridCol w:w="1763"/>
+        <w:gridCol w:w="5265"/>
       </w:tblGrid>
       <w:tr>
         <w:trPr>
@@ -1817,7 +2581,7 @@
           </w:tcPr>
           <w:p>
             <w:r>
-              <w:t>Engineering</w:t>
+              <w:t>Rian Dharmawan</w:t>
             </w:r>
           </w:p>
         </w:tc>
@@ -1913,12 +2677,11 @@
               <w:bottom w:w="120" w:type="dxa"/>
               <w:right w:w="180" w:type="dxa"/>
             </w:tcMar>
-            <w:vAlign w:val="center"/>
             <w:hideMark/>
           </w:tcPr>
           <w:p>
             <w:r>
-              <w:t>Engineering</w:t>
+              <w:t>Rian Dharmawan</w:t>
             </w:r>
           </w:p>
         </w:tc>
@@ -2014,12 +2777,11 @@
               <w:bottom w:w="120" w:type="dxa"/>
               <w:right w:w="180" w:type="dxa"/>
             </w:tcMar>
-            <w:vAlign w:val="center"/>
             <w:hideMark/>
           </w:tcPr>
           <w:p>
             <w:r>
-              <w:t>Engineering</w:t>
+              <w:t>Rian Dharmawan</w:t>
             </w:r>
           </w:p>
         </w:tc>
@@ -2123,16 +2885,11 @@
               <w:bottom w:w="120" w:type="dxa"/>
               <w:right w:w="180" w:type="dxa"/>
             </w:tcMar>
-            <w:vAlign w:val="center"/>
             <w:hideMark/>
           </w:tcPr>
           <w:p>
             <w:r>
-              <w:rPr>
-                <w:b/>
-                <w:bCs/>
-              </w:rPr>
-              <w:t>Engineering</w:t>
+              <w:t>Rian Dharmawan</w:t>
             </w:r>
           </w:p>
         </w:tc>
@@ -2165,12 +2922,161 @@
           </w:p>
         </w:tc>
       </w:tr>
+      <w:tr>
+        <w:trPr>
+          <w:tblCellSpacing w:w="15" w:type="dxa"/>
+        </w:trPr>
+        <w:tc>
+          <w:tcPr>
+            <w:tcW w:w="0" w:type="auto"/>
+            <w:tcBorders>
+              <w:top w:val="single" w:sz="6" w:space="0" w:color="auto"/>
+              <w:left w:val="single" w:sz="6" w:space="0" w:color="auto"/>
+              <w:bottom w:val="single" w:sz="6" w:space="0" w:color="auto"/>
+              <w:right w:val="single" w:sz="6" w:space="0" w:color="auto"/>
+            </w:tcBorders>
+            <w:tcMar>
+              <w:top w:w="120" w:type="dxa"/>
+              <w:left w:w="180" w:type="dxa"/>
+              <w:bottom w:w="120" w:type="dxa"/>
+              <w:right w:w="180" w:type="dxa"/>
+            </w:tcMar>
+            <w:vAlign w:val="center"/>
+          </w:tcPr>
+          <w:p>
+            <w:pPr>
+              <w:rPr>
+                <w:b/>
+                <w:bCs/>
+              </w:rPr>
+            </w:pPr>
+            <w:r>
+              <w:rPr>
+                <w:b/>
+                <w:bCs/>
+              </w:rPr>
+              <w:t>3.</w:t>
+            </w:r>
+            <w:r>
+              <w:rPr>
+                <w:b/>
+                <w:bCs/>
+              </w:rPr>
+              <w:t>2</w:t>
+            </w:r>
+          </w:p>
+        </w:tc>
+        <w:tc>
+          <w:tcPr>
+            <w:tcW w:w="0" w:type="auto"/>
+            <w:tcBorders>
+              <w:top w:val="single" w:sz="6" w:space="0" w:color="auto"/>
+              <w:left w:val="single" w:sz="6" w:space="0" w:color="auto"/>
+              <w:bottom w:val="single" w:sz="6" w:space="0" w:color="auto"/>
+              <w:right w:val="single" w:sz="6" w:space="0" w:color="auto"/>
+            </w:tcBorders>
+            <w:tcMar>
+              <w:top w:w="120" w:type="dxa"/>
+              <w:left w:w="180" w:type="dxa"/>
+              <w:bottom w:w="120" w:type="dxa"/>
+              <w:right w:w="180" w:type="dxa"/>
+            </w:tcMar>
+            <w:vAlign w:val="center"/>
+          </w:tcPr>
+          <w:p>
+            <w:pPr>
+              <w:rPr>
+                <w:b/>
+                <w:bCs/>
+              </w:rPr>
+            </w:pPr>
+            <w:r>
+              <w:rPr>
+                <w:b/>
+                <w:bCs/>
+              </w:rPr>
+              <w:t>2</w:t>
+            </w:r>
+            <w:r>
+              <w:rPr>
+                <w:b/>
+                <w:bCs/>
+              </w:rPr>
+              <w:t>7</w:t>
+            </w:r>
+            <w:r>
+              <w:rPr>
+                <w:b/>
+                <w:bCs/>
+              </w:rPr>
+              <w:t xml:space="preserve"> Feb 2026</w:t>
+            </w:r>
+          </w:p>
+        </w:tc>
+        <w:tc>
+          <w:tcPr>
+            <w:tcW w:w="0" w:type="auto"/>
+            <w:tcBorders>
+              <w:top w:val="single" w:sz="6" w:space="0" w:color="auto"/>
+              <w:left w:val="single" w:sz="6" w:space="0" w:color="auto"/>
+              <w:bottom w:val="single" w:sz="6" w:space="0" w:color="auto"/>
+              <w:right w:val="single" w:sz="6" w:space="0" w:color="auto"/>
+            </w:tcBorders>
+            <w:tcMar>
+              <w:top w:w="120" w:type="dxa"/>
+              <w:left w:w="180" w:type="dxa"/>
+              <w:bottom w:w="120" w:type="dxa"/>
+              <w:right w:w="180" w:type="dxa"/>
+            </w:tcMar>
+          </w:tcPr>
+          <w:p>
+            <w:pPr>
+              <w:rPr>
+                <w:b/>
+                <w:bCs/>
+              </w:rPr>
+            </w:pPr>
+            <w:r>
+              <w:t>Rian Dharmawan</w:t>
+            </w:r>
+          </w:p>
+        </w:tc>
+        <w:tc>
+          <w:tcPr>
+            <w:tcW w:w="0" w:type="auto"/>
+            <w:tcBorders>
+              <w:top w:val="single" w:sz="6" w:space="0" w:color="auto"/>
+              <w:left w:val="single" w:sz="6" w:space="0" w:color="auto"/>
+              <w:bottom w:val="single" w:sz="6" w:space="0" w:color="auto"/>
+              <w:right w:val="single" w:sz="6" w:space="0" w:color="auto"/>
+            </w:tcBorders>
+            <w:tcMar>
+              <w:top w:w="120" w:type="dxa"/>
+              <w:left w:w="180" w:type="dxa"/>
+              <w:bottom w:w="120" w:type="dxa"/>
+              <w:right w:w="180" w:type="dxa"/>
+            </w:tcMar>
+            <w:vAlign w:val="center"/>
+          </w:tcPr>
+          <w:p>
+            <w:pPr>
+              <w:rPr>
+                <w:b/>
+                <w:bCs/>
+              </w:rPr>
+            </w:pPr>
+            <w:r>
+              <w:rPr>
+                <w:b/>
+                <w:bCs/>
+              </w:rPr>
+              <w:t>Added Manual User Creation and Deactivation logic.</w:t>
+            </w:r>
+          </w:p>
+        </w:tc>
+      </w:tr>
     </w:tbl>
-    <w:p>
-      <w:r>
-        <w:t>s</w:t>
-      </w:r>
-    </w:p>
+    <w:p/>
     <w:sectPr>
       <w:pgSz w:w="12240" w:h="15840"/>
       <w:pgMar w:top="1440" w:right="1440" w:bottom="1440" w:left="1440" w:header="720" w:footer="720" w:gutter="0"/>
@@ -2333,6 +3239,304 @@
     </w:lvl>
   </w:abstractNum>
   <w:abstractNum w:abstractNumId="1" w15:restartNumberingAfterBreak="0">
+    <w:nsid w:val="081B1E77"/>
+    <w:multiLevelType w:val="multilevel"/>
+    <w:tmpl w:val="CA4A292C"/>
+    <w:lvl w:ilvl="0">
+      <w:start w:val="1"/>
+      <w:numFmt w:val="bullet"/>
+      <w:lvlText w:val=""/>
+      <w:lvlJc w:val="left"/>
+      <w:pPr>
+        <w:tabs>
+          <w:tab w:val="num" w:pos="720"/>
+        </w:tabs>
+        <w:ind w:left="720" w:hanging="360"/>
+      </w:pPr>
+      <w:rPr>
+        <w:rFonts w:ascii="Symbol" w:hAnsi="Symbol" w:hint="default"/>
+        <w:sz w:val="20"/>
+      </w:rPr>
+    </w:lvl>
+    <w:lvl w:ilvl="1" w:tentative="1">
+      <w:start w:val="1"/>
+      <w:numFmt w:val="bullet"/>
+      <w:lvlText w:val="o"/>
+      <w:lvlJc w:val="left"/>
+      <w:pPr>
+        <w:tabs>
+          <w:tab w:val="num" w:pos="1440"/>
+        </w:tabs>
+        <w:ind w:left="1440" w:hanging="360"/>
+      </w:pPr>
+      <w:rPr>
+        <w:rFonts w:ascii="Courier New" w:hAnsi="Courier New" w:hint="default"/>
+        <w:sz w:val="20"/>
+      </w:rPr>
+    </w:lvl>
+    <w:lvl w:ilvl="2" w:tentative="1">
+      <w:start w:val="1"/>
+      <w:numFmt w:val="bullet"/>
+      <w:lvlText w:val=""/>
+      <w:lvlJc w:val="left"/>
+      <w:pPr>
+        <w:tabs>
+          <w:tab w:val="num" w:pos="2160"/>
+        </w:tabs>
+        <w:ind w:left="2160" w:hanging="360"/>
+      </w:pPr>
+      <w:rPr>
+        <w:rFonts w:ascii="Wingdings" w:hAnsi="Wingdings" w:hint="default"/>
+        <w:sz w:val="20"/>
+      </w:rPr>
+    </w:lvl>
+    <w:lvl w:ilvl="3" w:tentative="1">
+      <w:start w:val="1"/>
+      <w:numFmt w:val="bullet"/>
+      <w:lvlText w:val=""/>
+      <w:lvlJc w:val="left"/>
+      <w:pPr>
+        <w:tabs>
+          <w:tab w:val="num" w:pos="2880"/>
+        </w:tabs>
+        <w:ind w:left="2880" w:hanging="360"/>
+      </w:pPr>
+      <w:rPr>
+        <w:rFonts w:ascii="Wingdings" w:hAnsi="Wingdings" w:hint="default"/>
+        <w:sz w:val="20"/>
+      </w:rPr>
+    </w:lvl>
+    <w:lvl w:ilvl="4" w:tentative="1">
+      <w:start w:val="1"/>
+      <w:numFmt w:val="bullet"/>
+      <w:lvlText w:val=""/>
+      <w:lvlJc w:val="left"/>
+      <w:pPr>
+        <w:tabs>
+          <w:tab w:val="num" w:pos="3600"/>
+        </w:tabs>
+        <w:ind w:left="3600" w:hanging="360"/>
+      </w:pPr>
+      <w:rPr>
+        <w:rFonts w:ascii="Wingdings" w:hAnsi="Wingdings" w:hint="default"/>
+        <w:sz w:val="20"/>
+      </w:rPr>
+    </w:lvl>
+    <w:lvl w:ilvl="5" w:tentative="1">
+      <w:start w:val="1"/>
+      <w:numFmt w:val="bullet"/>
+      <w:lvlText w:val=""/>
+      <w:lvlJc w:val="left"/>
+      <w:pPr>
+        <w:tabs>
+          <w:tab w:val="num" w:pos="4320"/>
+        </w:tabs>
+        <w:ind w:left="4320" w:hanging="360"/>
+      </w:pPr>
+      <w:rPr>
+        <w:rFonts w:ascii="Wingdings" w:hAnsi="Wingdings" w:hint="default"/>
+        <w:sz w:val="20"/>
+      </w:rPr>
+    </w:lvl>
+    <w:lvl w:ilvl="6" w:tentative="1">
+      <w:start w:val="1"/>
+      <w:numFmt w:val="bullet"/>
+      <w:lvlText w:val=""/>
+      <w:lvlJc w:val="left"/>
+      <w:pPr>
+        <w:tabs>
+          <w:tab w:val="num" w:pos="5040"/>
+        </w:tabs>
+        <w:ind w:left="5040" w:hanging="360"/>
+      </w:pPr>
+      <w:rPr>
+        <w:rFonts w:ascii="Wingdings" w:hAnsi="Wingdings" w:hint="default"/>
+        <w:sz w:val="20"/>
+      </w:rPr>
+    </w:lvl>
+    <w:lvl w:ilvl="7" w:tentative="1">
+      <w:start w:val="1"/>
+      <w:numFmt w:val="bullet"/>
+      <w:lvlText w:val=""/>
+      <w:lvlJc w:val="left"/>
+      <w:pPr>
+        <w:tabs>
+          <w:tab w:val="num" w:pos="5760"/>
+        </w:tabs>
+        <w:ind w:left="5760" w:hanging="360"/>
+      </w:pPr>
+      <w:rPr>
+        <w:rFonts w:ascii="Wingdings" w:hAnsi="Wingdings" w:hint="default"/>
+        <w:sz w:val="20"/>
+      </w:rPr>
+    </w:lvl>
+    <w:lvl w:ilvl="8" w:tentative="1">
+      <w:start w:val="1"/>
+      <w:numFmt w:val="bullet"/>
+      <w:lvlText w:val=""/>
+      <w:lvlJc w:val="left"/>
+      <w:pPr>
+        <w:tabs>
+          <w:tab w:val="num" w:pos="6480"/>
+        </w:tabs>
+        <w:ind w:left="6480" w:hanging="360"/>
+      </w:pPr>
+      <w:rPr>
+        <w:rFonts w:ascii="Wingdings" w:hAnsi="Wingdings" w:hint="default"/>
+        <w:sz w:val="20"/>
+      </w:rPr>
+    </w:lvl>
+  </w:abstractNum>
+  <w:abstractNum w:abstractNumId="2" w15:restartNumberingAfterBreak="0">
+    <w:nsid w:val="087F1B98"/>
+    <w:multiLevelType w:val="multilevel"/>
+    <w:tmpl w:val="8B4C5372"/>
+    <w:lvl w:ilvl="0">
+      <w:start w:val="1"/>
+      <w:numFmt w:val="bullet"/>
+      <w:lvlText w:val=""/>
+      <w:lvlJc w:val="left"/>
+      <w:pPr>
+        <w:tabs>
+          <w:tab w:val="num" w:pos="720"/>
+        </w:tabs>
+        <w:ind w:left="720" w:hanging="360"/>
+      </w:pPr>
+      <w:rPr>
+        <w:rFonts w:ascii="Symbol" w:hAnsi="Symbol" w:hint="default"/>
+        <w:sz w:val="20"/>
+      </w:rPr>
+    </w:lvl>
+    <w:lvl w:ilvl="1" w:tentative="1">
+      <w:start w:val="1"/>
+      <w:numFmt w:val="bullet"/>
+      <w:lvlText w:val="o"/>
+      <w:lvlJc w:val="left"/>
+      <w:pPr>
+        <w:tabs>
+          <w:tab w:val="num" w:pos="1440"/>
+        </w:tabs>
+        <w:ind w:left="1440" w:hanging="360"/>
+      </w:pPr>
+      <w:rPr>
+        <w:rFonts w:ascii="Courier New" w:hAnsi="Courier New" w:hint="default"/>
+        <w:sz w:val="20"/>
+      </w:rPr>
+    </w:lvl>
+    <w:lvl w:ilvl="2" w:tentative="1">
+      <w:start w:val="1"/>
+      <w:numFmt w:val="bullet"/>
+      <w:lvlText w:val=""/>
+      <w:lvlJc w:val="left"/>
+      <w:pPr>
+        <w:tabs>
+          <w:tab w:val="num" w:pos="2160"/>
+        </w:tabs>
+        <w:ind w:left="2160" w:hanging="360"/>
+      </w:pPr>
+      <w:rPr>
+        <w:rFonts w:ascii="Wingdings" w:hAnsi="Wingdings" w:hint="default"/>
+        <w:sz w:val="20"/>
+      </w:rPr>
+    </w:lvl>
+    <w:lvl w:ilvl="3" w:tentative="1">
+      <w:start w:val="1"/>
+      <w:numFmt w:val="bullet"/>
+      <w:lvlText w:val=""/>
+      <w:lvlJc w:val="left"/>
+      <w:pPr>
+        <w:tabs>
+          <w:tab w:val="num" w:pos="2880"/>
+        </w:tabs>
+        <w:ind w:left="2880" w:hanging="360"/>
+      </w:pPr>
+      <w:rPr>
+        <w:rFonts w:ascii="Wingdings" w:hAnsi="Wingdings" w:hint="default"/>
+        <w:sz w:val="20"/>
+      </w:rPr>
+    </w:lvl>
+    <w:lvl w:ilvl="4" w:tentative="1">
+      <w:start w:val="1"/>
+      <w:numFmt w:val="bullet"/>
+      <w:lvlText w:val=""/>
+      <w:lvlJc w:val="left"/>
+      <w:pPr>
+        <w:tabs>
+          <w:tab w:val="num" w:pos="3600"/>
+        </w:tabs>
+        <w:ind w:left="3600" w:hanging="360"/>
+      </w:pPr>
+      <w:rPr>
+        <w:rFonts w:ascii="Wingdings" w:hAnsi="Wingdings" w:hint="default"/>
+        <w:sz w:val="20"/>
+      </w:rPr>
+    </w:lvl>
+    <w:lvl w:ilvl="5" w:tentative="1">
+      <w:start w:val="1"/>
+      <w:numFmt w:val="bullet"/>
+      <w:lvlText w:val=""/>
+      <w:lvlJc w:val="left"/>
+      <w:pPr>
+        <w:tabs>
+          <w:tab w:val="num" w:pos="4320"/>
+        </w:tabs>
+        <w:ind w:left="4320" w:hanging="360"/>
+      </w:pPr>
+      <w:rPr>
+        <w:rFonts w:ascii="Wingdings" w:hAnsi="Wingdings" w:hint="default"/>
+        <w:sz w:val="20"/>
+      </w:rPr>
+    </w:lvl>
+    <w:lvl w:ilvl="6" w:tentative="1">
+      <w:start w:val="1"/>
+      <w:numFmt w:val="bullet"/>
+      <w:lvlText w:val=""/>
+      <w:lvlJc w:val="left"/>
+      <w:pPr>
+        <w:tabs>
+          <w:tab w:val="num" w:pos="5040"/>
+        </w:tabs>
+        <w:ind w:left="5040" w:hanging="360"/>
+      </w:pPr>
+      <w:rPr>
+        <w:rFonts w:ascii="Wingdings" w:hAnsi="Wingdings" w:hint="default"/>
+        <w:sz w:val="20"/>
+      </w:rPr>
+    </w:lvl>
+    <w:lvl w:ilvl="7" w:tentative="1">
+      <w:start w:val="1"/>
+      <w:numFmt w:val="bullet"/>
+      <w:lvlText w:val=""/>
+      <w:lvlJc w:val="left"/>
+      <w:pPr>
+        <w:tabs>
+          <w:tab w:val="num" w:pos="5760"/>
+        </w:tabs>
+        <w:ind w:left="5760" w:hanging="360"/>
+      </w:pPr>
+      <w:rPr>
+        <w:rFonts w:ascii="Wingdings" w:hAnsi="Wingdings" w:hint="default"/>
+        <w:sz w:val="20"/>
+      </w:rPr>
+    </w:lvl>
+    <w:lvl w:ilvl="8" w:tentative="1">
+      <w:start w:val="1"/>
+      <w:numFmt w:val="bullet"/>
+      <w:lvlText w:val=""/>
+      <w:lvlJc w:val="left"/>
+      <w:pPr>
+        <w:tabs>
+          <w:tab w:val="num" w:pos="6480"/>
+        </w:tabs>
+        <w:ind w:left="6480" w:hanging="360"/>
+      </w:pPr>
+      <w:rPr>
+        <w:rFonts w:ascii="Wingdings" w:hAnsi="Wingdings" w:hint="default"/>
+        <w:sz w:val="20"/>
+      </w:rPr>
+    </w:lvl>
+  </w:abstractNum>
+  <w:abstractNum w:abstractNumId="3" w15:restartNumberingAfterBreak="0">
     <w:nsid w:val="0A04726B"/>
     <w:multiLevelType w:val="multilevel"/>
     <w:tmpl w:val="A4D05144"/>
@@ -2481,7 +3685,7 @@
       </w:rPr>
     </w:lvl>
   </w:abstractNum>
-  <w:abstractNum w:abstractNumId="2" w15:restartNumberingAfterBreak="0">
+  <w:abstractNum w:abstractNumId="4" w15:restartNumberingAfterBreak="0">
     <w:nsid w:val="11982016"/>
     <w:multiLevelType w:val="multilevel"/>
     <w:tmpl w:val="4FD06902"/>
@@ -2630,7 +3834,7 @@
       </w:rPr>
     </w:lvl>
   </w:abstractNum>
-  <w:abstractNum w:abstractNumId="3" w15:restartNumberingAfterBreak="0">
+  <w:abstractNum w:abstractNumId="5" w15:restartNumberingAfterBreak="0">
     <w:nsid w:val="15C319E7"/>
     <w:multiLevelType w:val="multilevel"/>
     <w:tmpl w:val="E51AA5A2"/>
@@ -2779,7 +3983,7 @@
       </w:rPr>
     </w:lvl>
   </w:abstractNum>
-  <w:abstractNum w:abstractNumId="4" w15:restartNumberingAfterBreak="0">
+  <w:abstractNum w:abstractNumId="6" w15:restartNumberingAfterBreak="0">
     <w:nsid w:val="17221ABD"/>
     <w:multiLevelType w:val="multilevel"/>
     <w:tmpl w:val="D1AAFD74"/>
@@ -2928,7 +4132,156 @@
       </w:rPr>
     </w:lvl>
   </w:abstractNum>
-  <w:abstractNum w:abstractNumId="5" w15:restartNumberingAfterBreak="0">
+  <w:abstractNum w:abstractNumId="7" w15:restartNumberingAfterBreak="0">
+    <w:nsid w:val="17804A11"/>
+    <w:multiLevelType w:val="multilevel"/>
+    <w:tmpl w:val="59908376"/>
+    <w:lvl w:ilvl="0">
+      <w:start w:val="1"/>
+      <w:numFmt w:val="bullet"/>
+      <w:lvlText w:val=""/>
+      <w:lvlJc w:val="left"/>
+      <w:pPr>
+        <w:tabs>
+          <w:tab w:val="num" w:pos="720"/>
+        </w:tabs>
+        <w:ind w:left="720" w:hanging="360"/>
+      </w:pPr>
+      <w:rPr>
+        <w:rFonts w:ascii="Symbol" w:hAnsi="Symbol" w:hint="default"/>
+        <w:sz w:val="20"/>
+      </w:rPr>
+    </w:lvl>
+    <w:lvl w:ilvl="1" w:tentative="1">
+      <w:start w:val="1"/>
+      <w:numFmt w:val="bullet"/>
+      <w:lvlText w:val="o"/>
+      <w:lvlJc w:val="left"/>
+      <w:pPr>
+        <w:tabs>
+          <w:tab w:val="num" w:pos="1440"/>
+        </w:tabs>
+        <w:ind w:left="1440" w:hanging="360"/>
+      </w:pPr>
+      <w:rPr>
+        <w:rFonts w:ascii="Courier New" w:hAnsi="Courier New" w:hint="default"/>
+        <w:sz w:val="20"/>
+      </w:rPr>
+    </w:lvl>
+    <w:lvl w:ilvl="2" w:tentative="1">
+      <w:start w:val="1"/>
+      <w:numFmt w:val="bullet"/>
+      <w:lvlText w:val=""/>
+      <w:lvlJc w:val="left"/>
+      <w:pPr>
+        <w:tabs>
+          <w:tab w:val="num" w:pos="2160"/>
+        </w:tabs>
+        <w:ind w:left="2160" w:hanging="360"/>
+      </w:pPr>
+      <w:rPr>
+        <w:rFonts w:ascii="Wingdings" w:hAnsi="Wingdings" w:hint="default"/>
+        <w:sz w:val="20"/>
+      </w:rPr>
+    </w:lvl>
+    <w:lvl w:ilvl="3" w:tentative="1">
+      <w:start w:val="1"/>
+      <w:numFmt w:val="bullet"/>
+      <w:lvlText w:val=""/>
+      <w:lvlJc w:val="left"/>
+      <w:pPr>
+        <w:tabs>
+          <w:tab w:val="num" w:pos="2880"/>
+        </w:tabs>
+        <w:ind w:left="2880" w:hanging="360"/>
+      </w:pPr>
+      <w:rPr>
+        <w:rFonts w:ascii="Wingdings" w:hAnsi="Wingdings" w:hint="default"/>
+        <w:sz w:val="20"/>
+      </w:rPr>
+    </w:lvl>
+    <w:lvl w:ilvl="4" w:tentative="1">
+      <w:start w:val="1"/>
+      <w:numFmt w:val="bullet"/>
+      <w:lvlText w:val=""/>
+      <w:lvlJc w:val="left"/>
+      <w:pPr>
+        <w:tabs>
+          <w:tab w:val="num" w:pos="3600"/>
+        </w:tabs>
+        <w:ind w:left="3600" w:hanging="360"/>
+      </w:pPr>
+      <w:rPr>
+        <w:rFonts w:ascii="Wingdings" w:hAnsi="Wingdings" w:hint="default"/>
+        <w:sz w:val="20"/>
+      </w:rPr>
+    </w:lvl>
+    <w:lvl w:ilvl="5" w:tentative="1">
+      <w:start w:val="1"/>
+      <w:numFmt w:val="bullet"/>
+      <w:lvlText w:val=""/>
+      <w:lvlJc w:val="left"/>
+      <w:pPr>
+        <w:tabs>
+          <w:tab w:val="num" w:pos="4320"/>
+        </w:tabs>
+        <w:ind w:left="4320" w:hanging="360"/>
+      </w:pPr>
+      <w:rPr>
+        <w:rFonts w:ascii="Wingdings" w:hAnsi="Wingdings" w:hint="default"/>
+        <w:sz w:val="20"/>
+      </w:rPr>
+    </w:lvl>
+    <w:lvl w:ilvl="6" w:tentative="1">
+      <w:start w:val="1"/>
+      <w:numFmt w:val="bullet"/>
+      <w:lvlText w:val=""/>
+      <w:lvlJc w:val="left"/>
+      <w:pPr>
+        <w:tabs>
+          <w:tab w:val="num" w:pos="5040"/>
+        </w:tabs>
+        <w:ind w:left="5040" w:hanging="360"/>
+      </w:pPr>
+      <w:rPr>
+        <w:rFonts w:ascii="Wingdings" w:hAnsi="Wingdings" w:hint="default"/>
+        <w:sz w:val="20"/>
+      </w:rPr>
+    </w:lvl>
+    <w:lvl w:ilvl="7" w:tentative="1">
+      <w:start w:val="1"/>
+      <w:numFmt w:val="bullet"/>
+      <w:lvlText w:val=""/>
+      <w:lvlJc w:val="left"/>
+      <w:pPr>
+        <w:tabs>
+          <w:tab w:val="num" w:pos="5760"/>
+        </w:tabs>
+        <w:ind w:left="5760" w:hanging="360"/>
+      </w:pPr>
+      <w:rPr>
+        <w:rFonts w:ascii="Wingdings" w:hAnsi="Wingdings" w:hint="default"/>
+        <w:sz w:val="20"/>
+      </w:rPr>
+    </w:lvl>
+    <w:lvl w:ilvl="8" w:tentative="1">
+      <w:start w:val="1"/>
+      <w:numFmt w:val="bullet"/>
+      <w:lvlText w:val=""/>
+      <w:lvlJc w:val="left"/>
+      <w:pPr>
+        <w:tabs>
+          <w:tab w:val="num" w:pos="6480"/>
+        </w:tabs>
+        <w:ind w:left="6480" w:hanging="360"/>
+      </w:pPr>
+      <w:rPr>
+        <w:rFonts w:ascii="Wingdings" w:hAnsi="Wingdings" w:hint="default"/>
+        <w:sz w:val="20"/>
+      </w:rPr>
+    </w:lvl>
+  </w:abstractNum>
+  <w:abstractNum w:abstractNumId="8" w15:restartNumberingAfterBreak="0">
     <w:nsid w:val="17CE0174"/>
     <w:multiLevelType w:val="multilevel"/>
     <w:tmpl w:val="BF12A150"/>
@@ -3077,7 +4430,7 @@
       </w:rPr>
     </w:lvl>
   </w:abstractNum>
-  <w:abstractNum w:abstractNumId="6" w15:restartNumberingAfterBreak="0">
+  <w:abstractNum w:abstractNumId="9" w15:restartNumberingAfterBreak="0">
     <w:nsid w:val="19602161"/>
     <w:multiLevelType w:val="multilevel"/>
     <w:tmpl w:val="5F7C76CC"/>
@@ -3226,7 +4579,7 @@
       </w:rPr>
     </w:lvl>
   </w:abstractNum>
-  <w:abstractNum w:abstractNumId="7" w15:restartNumberingAfterBreak="0">
+  <w:abstractNum w:abstractNumId="10" w15:restartNumberingAfterBreak="0">
     <w:nsid w:val="2176659A"/>
     <w:multiLevelType w:val="multilevel"/>
     <w:tmpl w:val="1BA27A9A"/>
@@ -3375,7 +4728,7 @@
       </w:rPr>
     </w:lvl>
   </w:abstractNum>
-  <w:abstractNum w:abstractNumId="8" w15:restartNumberingAfterBreak="0">
+  <w:abstractNum w:abstractNumId="11" w15:restartNumberingAfterBreak="0">
     <w:nsid w:val="21934D46"/>
     <w:multiLevelType w:val="multilevel"/>
     <w:tmpl w:val="61D456B0"/>
@@ -3524,7 +4877,7 @@
       </w:rPr>
     </w:lvl>
   </w:abstractNum>
-  <w:abstractNum w:abstractNumId="9" w15:restartNumberingAfterBreak="0">
+  <w:abstractNum w:abstractNumId="12" w15:restartNumberingAfterBreak="0">
     <w:nsid w:val="21D777D6"/>
     <w:multiLevelType w:val="multilevel"/>
     <w:tmpl w:val="1C2AF884"/>
@@ -3673,7 +5026,7 @@
       </w:rPr>
     </w:lvl>
   </w:abstractNum>
-  <w:abstractNum w:abstractNumId="10" w15:restartNumberingAfterBreak="0">
+  <w:abstractNum w:abstractNumId="13" w15:restartNumberingAfterBreak="0">
     <w:nsid w:val="22BA669D"/>
     <w:multiLevelType w:val="multilevel"/>
     <w:tmpl w:val="D4CAF6C6"/>
@@ -3822,7 +5175,156 @@
       </w:rPr>
     </w:lvl>
   </w:abstractNum>
-  <w:abstractNum w:abstractNumId="11" w15:restartNumberingAfterBreak="0">
+  <w:abstractNum w:abstractNumId="14" w15:restartNumberingAfterBreak="0">
+    <w:nsid w:val="2942059E"/>
+    <w:multiLevelType w:val="multilevel"/>
+    <w:tmpl w:val="6E180D82"/>
+    <w:lvl w:ilvl="0">
+      <w:start w:val="1"/>
+      <w:numFmt w:val="bullet"/>
+      <w:lvlText w:val=""/>
+      <w:lvlJc w:val="left"/>
+      <w:pPr>
+        <w:tabs>
+          <w:tab w:val="num" w:pos="720"/>
+        </w:tabs>
+        <w:ind w:left="720" w:hanging="360"/>
+      </w:pPr>
+      <w:rPr>
+        <w:rFonts w:ascii="Symbol" w:hAnsi="Symbol" w:hint="default"/>
+        <w:sz w:val="20"/>
+      </w:rPr>
+    </w:lvl>
+    <w:lvl w:ilvl="1" w:tentative="1">
+      <w:start w:val="1"/>
+      <w:numFmt w:val="bullet"/>
+      <w:lvlText w:val="o"/>
+      <w:lvlJc w:val="left"/>
+      <w:pPr>
+        <w:tabs>
+          <w:tab w:val="num" w:pos="1440"/>
+        </w:tabs>
+        <w:ind w:left="1440" w:hanging="360"/>
+      </w:pPr>
+      <w:rPr>
+        <w:rFonts w:ascii="Courier New" w:hAnsi="Courier New" w:hint="default"/>
+        <w:sz w:val="20"/>
+      </w:rPr>
+    </w:lvl>
+    <w:lvl w:ilvl="2" w:tentative="1">
+      <w:start w:val="1"/>
+      <w:numFmt w:val="bullet"/>
+      <w:lvlText w:val=""/>
+      <w:lvlJc w:val="left"/>
+      <w:pPr>
+        <w:tabs>
+          <w:tab w:val="num" w:pos="2160"/>
+        </w:tabs>
+        <w:ind w:left="2160" w:hanging="360"/>
+      </w:pPr>
+      <w:rPr>
+        <w:rFonts w:ascii="Wingdings" w:hAnsi="Wingdings" w:hint="default"/>
+        <w:sz w:val="20"/>
+      </w:rPr>
+    </w:lvl>
+    <w:lvl w:ilvl="3" w:tentative="1">
+      <w:start w:val="1"/>
+      <w:numFmt w:val="bullet"/>
+      <w:lvlText w:val=""/>
+      <w:lvlJc w:val="left"/>
+      <w:pPr>
+        <w:tabs>
+          <w:tab w:val="num" w:pos="2880"/>
+        </w:tabs>
+        <w:ind w:left="2880" w:hanging="360"/>
+      </w:pPr>
+      <w:rPr>
+        <w:rFonts w:ascii="Wingdings" w:hAnsi="Wingdings" w:hint="default"/>
+        <w:sz w:val="20"/>
+      </w:rPr>
+    </w:lvl>
+    <w:lvl w:ilvl="4" w:tentative="1">
+      <w:start w:val="1"/>
+      <w:numFmt w:val="bullet"/>
+      <w:lvlText w:val=""/>
+      <w:lvlJc w:val="left"/>
+      <w:pPr>
+        <w:tabs>
+          <w:tab w:val="num" w:pos="3600"/>
+        </w:tabs>
+        <w:ind w:left="3600" w:hanging="360"/>
+      </w:pPr>
+      <w:rPr>
+        <w:rFonts w:ascii="Wingdings" w:hAnsi="Wingdings" w:hint="default"/>
+        <w:sz w:val="20"/>
+      </w:rPr>
+    </w:lvl>
+    <w:lvl w:ilvl="5" w:tentative="1">
+      <w:start w:val="1"/>
+      <w:numFmt w:val="bullet"/>
+      <w:lvlText w:val=""/>
+      <w:lvlJc w:val="left"/>
+      <w:pPr>
+        <w:tabs>
+          <w:tab w:val="num" w:pos="4320"/>
+        </w:tabs>
+        <w:ind w:left="4320" w:hanging="360"/>
+      </w:pPr>
+      <w:rPr>
+        <w:rFonts w:ascii="Wingdings" w:hAnsi="Wingdings" w:hint="default"/>
+        <w:sz w:val="20"/>
+      </w:rPr>
+    </w:lvl>
+    <w:lvl w:ilvl="6" w:tentative="1">
+      <w:start w:val="1"/>
+      <w:numFmt w:val="bullet"/>
+      <w:lvlText w:val=""/>
+      <w:lvlJc w:val="left"/>
+      <w:pPr>
+        <w:tabs>
+          <w:tab w:val="num" w:pos="5040"/>
+        </w:tabs>
+        <w:ind w:left="5040" w:hanging="360"/>
+      </w:pPr>
+      <w:rPr>
+        <w:rFonts w:ascii="Wingdings" w:hAnsi="Wingdings" w:hint="default"/>
+        <w:sz w:val="20"/>
+      </w:rPr>
+    </w:lvl>
+    <w:lvl w:ilvl="7" w:tentative="1">
+      <w:start w:val="1"/>
+      <w:numFmt w:val="bullet"/>
+      <w:lvlText w:val=""/>
+      <w:lvlJc w:val="left"/>
+      <w:pPr>
+        <w:tabs>
+          <w:tab w:val="num" w:pos="5760"/>
+        </w:tabs>
+        <w:ind w:left="5760" w:hanging="360"/>
+      </w:pPr>
+      <w:rPr>
+        <w:rFonts w:ascii="Wingdings" w:hAnsi="Wingdings" w:hint="default"/>
+        <w:sz w:val="20"/>
+      </w:rPr>
+    </w:lvl>
+    <w:lvl w:ilvl="8" w:tentative="1">
+      <w:start w:val="1"/>
+      <w:numFmt w:val="bullet"/>
+      <w:lvlText w:val=""/>
+      <w:lvlJc w:val="left"/>
+      <w:pPr>
+        <w:tabs>
+          <w:tab w:val="num" w:pos="6480"/>
+        </w:tabs>
+        <w:ind w:left="6480" w:hanging="360"/>
+      </w:pPr>
+      <w:rPr>
+        <w:rFonts w:ascii="Wingdings" w:hAnsi="Wingdings" w:hint="default"/>
+        <w:sz w:val="20"/>
+      </w:rPr>
+    </w:lvl>
+  </w:abstractNum>
+  <w:abstractNum w:abstractNumId="15" w15:restartNumberingAfterBreak="0">
     <w:nsid w:val="2A443EDE"/>
     <w:multiLevelType w:val="multilevel"/>
     <w:tmpl w:val="1F264AB8"/>
@@ -3971,7 +5473,7 @@
       </w:rPr>
     </w:lvl>
   </w:abstractNum>
-  <w:abstractNum w:abstractNumId="12" w15:restartNumberingAfterBreak="0">
+  <w:abstractNum w:abstractNumId="16" w15:restartNumberingAfterBreak="0">
     <w:nsid w:val="2CCA797C"/>
     <w:multiLevelType w:val="multilevel"/>
     <w:tmpl w:val="DE445DB8"/>
@@ -4120,7 +5622,7 @@
       </w:rPr>
     </w:lvl>
   </w:abstractNum>
-  <w:abstractNum w:abstractNumId="13" w15:restartNumberingAfterBreak="0">
+  <w:abstractNum w:abstractNumId="17" w15:restartNumberingAfterBreak="0">
     <w:nsid w:val="2FA47193"/>
     <w:multiLevelType w:val="multilevel"/>
     <w:tmpl w:val="EA6CC5E8"/>
@@ -4269,7 +5771,7 @@
       </w:rPr>
     </w:lvl>
   </w:abstractNum>
-  <w:abstractNum w:abstractNumId="14" w15:restartNumberingAfterBreak="0">
+  <w:abstractNum w:abstractNumId="18" w15:restartNumberingAfterBreak="0">
     <w:nsid w:val="303820D3"/>
     <w:multiLevelType w:val="multilevel"/>
     <w:tmpl w:val="F71A3428"/>
@@ -4418,7 +5920,7 @@
       </w:rPr>
     </w:lvl>
   </w:abstractNum>
-  <w:abstractNum w:abstractNumId="15" w15:restartNumberingAfterBreak="0">
+  <w:abstractNum w:abstractNumId="19" w15:restartNumberingAfterBreak="0">
     <w:nsid w:val="303945AD"/>
     <w:multiLevelType w:val="multilevel"/>
     <w:tmpl w:val="A1129B58"/>
@@ -4567,7 +6069,7 @@
       </w:rPr>
     </w:lvl>
   </w:abstractNum>
-  <w:abstractNum w:abstractNumId="16" w15:restartNumberingAfterBreak="0">
+  <w:abstractNum w:abstractNumId="20" w15:restartNumberingAfterBreak="0">
     <w:nsid w:val="32953A1D"/>
     <w:multiLevelType w:val="multilevel"/>
     <w:tmpl w:val="42FACC94"/>
@@ -4716,7 +6218,7 @@
       </w:rPr>
     </w:lvl>
   </w:abstractNum>
-  <w:abstractNum w:abstractNumId="17" w15:restartNumberingAfterBreak="0">
+  <w:abstractNum w:abstractNumId="21" w15:restartNumberingAfterBreak="0">
     <w:nsid w:val="38916147"/>
     <w:multiLevelType w:val="multilevel"/>
     <w:tmpl w:val="3752C564"/>
@@ -4865,7 +6367,156 @@
       </w:rPr>
     </w:lvl>
   </w:abstractNum>
-  <w:abstractNum w:abstractNumId="18" w15:restartNumberingAfterBreak="0">
+  <w:abstractNum w:abstractNumId="22" w15:restartNumberingAfterBreak="0">
+    <w:nsid w:val="3D5F1FE1"/>
+    <w:multiLevelType w:val="multilevel"/>
+    <w:tmpl w:val="69A2FB1E"/>
+    <w:lvl w:ilvl="0">
+      <w:start w:val="1"/>
+      <w:numFmt w:val="bullet"/>
+      <w:lvlText w:val=""/>
+      <w:lvlJc w:val="left"/>
+      <w:pPr>
+        <w:tabs>
+          <w:tab w:val="num" w:pos="720"/>
+        </w:tabs>
+        <w:ind w:left="720" w:hanging="360"/>
+      </w:pPr>
+      <w:rPr>
+        <w:rFonts w:ascii="Symbol" w:hAnsi="Symbol" w:hint="default"/>
+        <w:sz w:val="20"/>
+      </w:rPr>
+    </w:lvl>
+    <w:lvl w:ilvl="1" w:tentative="1">
+      <w:start w:val="1"/>
+      <w:numFmt w:val="bullet"/>
+      <w:lvlText w:val="o"/>
+      <w:lvlJc w:val="left"/>
+      <w:pPr>
+        <w:tabs>
+          <w:tab w:val="num" w:pos="1440"/>
+        </w:tabs>
+        <w:ind w:left="1440" w:hanging="360"/>
+      </w:pPr>
+      <w:rPr>
+        <w:rFonts w:ascii="Courier New" w:hAnsi="Courier New" w:hint="default"/>
+        <w:sz w:val="20"/>
+      </w:rPr>
+    </w:lvl>
+    <w:lvl w:ilvl="2" w:tentative="1">
+      <w:start w:val="1"/>
+      <w:numFmt w:val="bullet"/>
+      <w:lvlText w:val=""/>
+      <w:lvlJc w:val="left"/>
+      <w:pPr>
+        <w:tabs>
+          <w:tab w:val="num" w:pos="2160"/>
+        </w:tabs>
+        <w:ind w:left="2160" w:hanging="360"/>
+      </w:pPr>
+      <w:rPr>
+        <w:rFonts w:ascii="Wingdings" w:hAnsi="Wingdings" w:hint="default"/>
+        <w:sz w:val="20"/>
+      </w:rPr>
+    </w:lvl>
+    <w:lvl w:ilvl="3" w:tentative="1">
+      <w:start w:val="1"/>
+      <w:numFmt w:val="bullet"/>
+      <w:lvlText w:val=""/>
+      <w:lvlJc w:val="left"/>
+      <w:pPr>
+        <w:tabs>
+          <w:tab w:val="num" w:pos="2880"/>
+        </w:tabs>
+        <w:ind w:left="2880" w:hanging="360"/>
+      </w:pPr>
+      <w:rPr>
+        <w:rFonts w:ascii="Wingdings" w:hAnsi="Wingdings" w:hint="default"/>
+        <w:sz w:val="20"/>
+      </w:rPr>
+    </w:lvl>
+    <w:lvl w:ilvl="4" w:tentative="1">
+      <w:start w:val="1"/>
+      <w:numFmt w:val="bullet"/>
+      <w:lvlText w:val=""/>
+      <w:lvlJc w:val="left"/>
+      <w:pPr>
+        <w:tabs>
+          <w:tab w:val="num" w:pos="3600"/>
+        </w:tabs>
+        <w:ind w:left="3600" w:hanging="360"/>
+      </w:pPr>
+      <w:rPr>
+        <w:rFonts w:ascii="Wingdings" w:hAnsi="Wingdings" w:hint="default"/>
+        <w:sz w:val="20"/>
+      </w:rPr>
+    </w:lvl>
+    <w:lvl w:ilvl="5" w:tentative="1">
+      <w:start w:val="1"/>
+      <w:numFmt w:val="bullet"/>
+      <w:lvlText w:val=""/>
+      <w:lvlJc w:val="left"/>
+      <w:pPr>
+        <w:tabs>
+          <w:tab w:val="num" w:pos="4320"/>
+        </w:tabs>
+        <w:ind w:left="4320" w:hanging="360"/>
+      </w:pPr>
+      <w:rPr>
+        <w:rFonts w:ascii="Wingdings" w:hAnsi="Wingdings" w:hint="default"/>
+        <w:sz w:val="20"/>
+      </w:rPr>
+    </w:lvl>
+    <w:lvl w:ilvl="6" w:tentative="1">
+      <w:start w:val="1"/>
+      <w:numFmt w:val="bullet"/>
+      <w:lvlText w:val=""/>
+      <w:lvlJc w:val="left"/>
+      <w:pPr>
+        <w:tabs>
+          <w:tab w:val="num" w:pos="5040"/>
+        </w:tabs>
+        <w:ind w:left="5040" w:hanging="360"/>
+      </w:pPr>
+      <w:rPr>
+        <w:rFonts w:ascii="Wingdings" w:hAnsi="Wingdings" w:hint="default"/>
+        <w:sz w:val="20"/>
+      </w:rPr>
+    </w:lvl>
+    <w:lvl w:ilvl="7" w:tentative="1">
+      <w:start w:val="1"/>
+      <w:numFmt w:val="bullet"/>
+      <w:lvlText w:val=""/>
+      <w:lvlJc w:val="left"/>
+      <w:pPr>
+        <w:tabs>
+          <w:tab w:val="num" w:pos="5760"/>
+        </w:tabs>
+        <w:ind w:left="5760" w:hanging="360"/>
+      </w:pPr>
+      <w:rPr>
+        <w:rFonts w:ascii="Wingdings" w:hAnsi="Wingdings" w:hint="default"/>
+        <w:sz w:val="20"/>
+      </w:rPr>
+    </w:lvl>
+    <w:lvl w:ilvl="8" w:tentative="1">
+      <w:start w:val="1"/>
+      <w:numFmt w:val="bullet"/>
+      <w:lvlText w:val=""/>
+      <w:lvlJc w:val="left"/>
+      <w:pPr>
+        <w:tabs>
+          <w:tab w:val="num" w:pos="6480"/>
+        </w:tabs>
+        <w:ind w:left="6480" w:hanging="360"/>
+      </w:pPr>
+      <w:rPr>
+        <w:rFonts w:ascii="Wingdings" w:hAnsi="Wingdings" w:hint="default"/>
+        <w:sz w:val="20"/>
+      </w:rPr>
+    </w:lvl>
+  </w:abstractNum>
+  <w:abstractNum w:abstractNumId="23" w15:restartNumberingAfterBreak="0">
     <w:nsid w:val="42810439"/>
     <w:multiLevelType w:val="multilevel"/>
     <w:tmpl w:val="48789EF4"/>
@@ -5014,7 +6665,7 @@
       </w:rPr>
     </w:lvl>
   </w:abstractNum>
-  <w:abstractNum w:abstractNumId="19" w15:restartNumberingAfterBreak="0">
+  <w:abstractNum w:abstractNumId="24" w15:restartNumberingAfterBreak="0">
     <w:nsid w:val="44583256"/>
     <w:multiLevelType w:val="multilevel"/>
     <w:tmpl w:val="77EC0E50"/>
@@ -5163,7 +6814,454 @@
       </w:rPr>
     </w:lvl>
   </w:abstractNum>
-  <w:abstractNum w:abstractNumId="20" w15:restartNumberingAfterBreak="0">
+  <w:abstractNum w:abstractNumId="25" w15:restartNumberingAfterBreak="0">
+    <w:nsid w:val="457D0B05"/>
+    <w:multiLevelType w:val="multilevel"/>
+    <w:tmpl w:val="D870BDE2"/>
+    <w:lvl w:ilvl="0">
+      <w:start w:val="1"/>
+      <w:numFmt w:val="bullet"/>
+      <w:lvlText w:val=""/>
+      <w:lvlJc w:val="left"/>
+      <w:pPr>
+        <w:tabs>
+          <w:tab w:val="num" w:pos="720"/>
+        </w:tabs>
+        <w:ind w:left="720" w:hanging="360"/>
+      </w:pPr>
+      <w:rPr>
+        <w:rFonts w:ascii="Symbol" w:hAnsi="Symbol" w:hint="default"/>
+        <w:sz w:val="20"/>
+      </w:rPr>
+    </w:lvl>
+    <w:lvl w:ilvl="1" w:tentative="1">
+      <w:start w:val="1"/>
+      <w:numFmt w:val="bullet"/>
+      <w:lvlText w:val="o"/>
+      <w:lvlJc w:val="left"/>
+      <w:pPr>
+        <w:tabs>
+          <w:tab w:val="num" w:pos="1440"/>
+        </w:tabs>
+        <w:ind w:left="1440" w:hanging="360"/>
+      </w:pPr>
+      <w:rPr>
+        <w:rFonts w:ascii="Courier New" w:hAnsi="Courier New" w:hint="default"/>
+        <w:sz w:val="20"/>
+      </w:rPr>
+    </w:lvl>
+    <w:lvl w:ilvl="2" w:tentative="1">
+      <w:start w:val="1"/>
+      <w:numFmt w:val="bullet"/>
+      <w:lvlText w:val=""/>
+      <w:lvlJc w:val="left"/>
+      <w:pPr>
+        <w:tabs>
+          <w:tab w:val="num" w:pos="2160"/>
+        </w:tabs>
+        <w:ind w:left="2160" w:hanging="360"/>
+      </w:pPr>
+      <w:rPr>
+        <w:rFonts w:ascii="Wingdings" w:hAnsi="Wingdings" w:hint="default"/>
+        <w:sz w:val="20"/>
+      </w:rPr>
+    </w:lvl>
+    <w:lvl w:ilvl="3" w:tentative="1">
+      <w:start w:val="1"/>
+      <w:numFmt w:val="bullet"/>
+      <w:lvlText w:val=""/>
+      <w:lvlJc w:val="left"/>
+      <w:pPr>
+        <w:tabs>
+          <w:tab w:val="num" w:pos="2880"/>
+        </w:tabs>
+        <w:ind w:left="2880" w:hanging="360"/>
+      </w:pPr>
+      <w:rPr>
+        <w:rFonts w:ascii="Wingdings" w:hAnsi="Wingdings" w:hint="default"/>
+        <w:sz w:val="20"/>
+      </w:rPr>
+    </w:lvl>
+    <w:lvl w:ilvl="4" w:tentative="1">
+      <w:start w:val="1"/>
+      <w:numFmt w:val="bullet"/>
+      <w:lvlText w:val=""/>
+      <w:lvlJc w:val="left"/>
+      <w:pPr>
+        <w:tabs>
+          <w:tab w:val="num" w:pos="3600"/>
+        </w:tabs>
+        <w:ind w:left="3600" w:hanging="360"/>
+      </w:pPr>
+      <w:rPr>
+        <w:rFonts w:ascii="Wingdings" w:hAnsi="Wingdings" w:hint="default"/>
+        <w:sz w:val="20"/>
+      </w:rPr>
+    </w:lvl>
+    <w:lvl w:ilvl="5" w:tentative="1">
+      <w:start w:val="1"/>
+      <w:numFmt w:val="bullet"/>
+      <w:lvlText w:val=""/>
+      <w:lvlJc w:val="left"/>
+      <w:pPr>
+        <w:tabs>
+          <w:tab w:val="num" w:pos="4320"/>
+        </w:tabs>
+        <w:ind w:left="4320" w:hanging="360"/>
+      </w:pPr>
+      <w:rPr>
+        <w:rFonts w:ascii="Wingdings" w:hAnsi="Wingdings" w:hint="default"/>
+        <w:sz w:val="20"/>
+      </w:rPr>
+    </w:lvl>
+    <w:lvl w:ilvl="6" w:tentative="1">
+      <w:start w:val="1"/>
+      <w:numFmt w:val="bullet"/>
+      <w:lvlText w:val=""/>
+      <w:lvlJc w:val="left"/>
+      <w:pPr>
+        <w:tabs>
+          <w:tab w:val="num" w:pos="5040"/>
+        </w:tabs>
+        <w:ind w:left="5040" w:hanging="360"/>
+      </w:pPr>
+      <w:rPr>
+        <w:rFonts w:ascii="Wingdings" w:hAnsi="Wingdings" w:hint="default"/>
+        <w:sz w:val="20"/>
+      </w:rPr>
+    </w:lvl>
+    <w:lvl w:ilvl="7" w:tentative="1">
+      <w:start w:val="1"/>
+      <w:numFmt w:val="bullet"/>
+      <w:lvlText w:val=""/>
+      <w:lvlJc w:val="left"/>
+      <w:pPr>
+        <w:tabs>
+          <w:tab w:val="num" w:pos="5760"/>
+        </w:tabs>
+        <w:ind w:left="5760" w:hanging="360"/>
+      </w:pPr>
+      <w:rPr>
+        <w:rFonts w:ascii="Wingdings" w:hAnsi="Wingdings" w:hint="default"/>
+        <w:sz w:val="20"/>
+      </w:rPr>
+    </w:lvl>
+    <w:lvl w:ilvl="8" w:tentative="1">
+      <w:start w:val="1"/>
+      <w:numFmt w:val="bullet"/>
+      <w:lvlText w:val=""/>
+      <w:lvlJc w:val="left"/>
+      <w:pPr>
+        <w:tabs>
+          <w:tab w:val="num" w:pos="6480"/>
+        </w:tabs>
+        <w:ind w:left="6480" w:hanging="360"/>
+      </w:pPr>
+      <w:rPr>
+        <w:rFonts w:ascii="Wingdings" w:hAnsi="Wingdings" w:hint="default"/>
+        <w:sz w:val="20"/>
+      </w:rPr>
+    </w:lvl>
+  </w:abstractNum>
+  <w:abstractNum w:abstractNumId="26" w15:restartNumberingAfterBreak="0">
+    <w:nsid w:val="458D6C7F"/>
+    <w:multiLevelType w:val="multilevel"/>
+    <w:tmpl w:val="FF7E1C1A"/>
+    <w:lvl w:ilvl="0">
+      <w:start w:val="1"/>
+      <w:numFmt w:val="bullet"/>
+      <w:lvlText w:val=""/>
+      <w:lvlJc w:val="left"/>
+      <w:pPr>
+        <w:tabs>
+          <w:tab w:val="num" w:pos="720"/>
+        </w:tabs>
+        <w:ind w:left="720" w:hanging="360"/>
+      </w:pPr>
+      <w:rPr>
+        <w:rFonts w:ascii="Symbol" w:hAnsi="Symbol" w:hint="default"/>
+        <w:sz w:val="20"/>
+      </w:rPr>
+    </w:lvl>
+    <w:lvl w:ilvl="1" w:tentative="1">
+      <w:start w:val="1"/>
+      <w:numFmt w:val="bullet"/>
+      <w:lvlText w:val="o"/>
+      <w:lvlJc w:val="left"/>
+      <w:pPr>
+        <w:tabs>
+          <w:tab w:val="num" w:pos="1440"/>
+        </w:tabs>
+        <w:ind w:left="1440" w:hanging="360"/>
+      </w:pPr>
+      <w:rPr>
+        <w:rFonts w:ascii="Courier New" w:hAnsi="Courier New" w:hint="default"/>
+        <w:sz w:val="20"/>
+      </w:rPr>
+    </w:lvl>
+    <w:lvl w:ilvl="2" w:tentative="1">
+      <w:start w:val="1"/>
+      <w:numFmt w:val="bullet"/>
+      <w:lvlText w:val=""/>
+      <w:lvlJc w:val="left"/>
+      <w:pPr>
+        <w:tabs>
+          <w:tab w:val="num" w:pos="2160"/>
+        </w:tabs>
+        <w:ind w:left="2160" w:hanging="360"/>
+      </w:pPr>
+      <w:rPr>
+        <w:rFonts w:ascii="Wingdings" w:hAnsi="Wingdings" w:hint="default"/>
+        <w:sz w:val="20"/>
+      </w:rPr>
+    </w:lvl>
+    <w:lvl w:ilvl="3" w:tentative="1">
+      <w:start w:val="1"/>
+      <w:numFmt w:val="bullet"/>
+      <w:lvlText w:val=""/>
+      <w:lvlJc w:val="left"/>
+      <w:pPr>
+        <w:tabs>
+          <w:tab w:val="num" w:pos="2880"/>
+        </w:tabs>
+        <w:ind w:left="2880" w:hanging="360"/>
+      </w:pPr>
+      <w:rPr>
+        <w:rFonts w:ascii="Wingdings" w:hAnsi="Wingdings" w:hint="default"/>
+        <w:sz w:val="20"/>
+      </w:rPr>
+    </w:lvl>
+    <w:lvl w:ilvl="4" w:tentative="1">
+      <w:start w:val="1"/>
+      <w:numFmt w:val="bullet"/>
+      <w:lvlText w:val=""/>
+      <w:lvlJc w:val="left"/>
+      <w:pPr>
+        <w:tabs>
+          <w:tab w:val="num" w:pos="3600"/>
+        </w:tabs>
+        <w:ind w:left="3600" w:hanging="360"/>
+      </w:pPr>
+      <w:rPr>
+        <w:rFonts w:ascii="Wingdings" w:hAnsi="Wingdings" w:hint="default"/>
+        <w:sz w:val="20"/>
+      </w:rPr>
+    </w:lvl>
+    <w:lvl w:ilvl="5" w:tentative="1">
+      <w:start w:val="1"/>
+      <w:numFmt w:val="bullet"/>
+      <w:lvlText w:val=""/>
+      <w:lvlJc w:val="left"/>
+      <w:pPr>
+        <w:tabs>
+          <w:tab w:val="num" w:pos="4320"/>
+        </w:tabs>
+        <w:ind w:left="4320" w:hanging="360"/>
+      </w:pPr>
+      <w:rPr>
+        <w:rFonts w:ascii="Wingdings" w:hAnsi="Wingdings" w:hint="default"/>
+        <w:sz w:val="20"/>
+      </w:rPr>
+    </w:lvl>
+    <w:lvl w:ilvl="6" w:tentative="1">
+      <w:start w:val="1"/>
+      <w:numFmt w:val="bullet"/>
+      <w:lvlText w:val=""/>
+      <w:lvlJc w:val="left"/>
+      <w:pPr>
+        <w:tabs>
+          <w:tab w:val="num" w:pos="5040"/>
+        </w:tabs>
+        <w:ind w:left="5040" w:hanging="360"/>
+      </w:pPr>
+      <w:rPr>
+        <w:rFonts w:ascii="Wingdings" w:hAnsi="Wingdings" w:hint="default"/>
+        <w:sz w:val="20"/>
+      </w:rPr>
+    </w:lvl>
+    <w:lvl w:ilvl="7" w:tentative="1">
+      <w:start w:val="1"/>
+      <w:numFmt w:val="bullet"/>
+      <w:lvlText w:val=""/>
+      <w:lvlJc w:val="left"/>
+      <w:pPr>
+        <w:tabs>
+          <w:tab w:val="num" w:pos="5760"/>
+        </w:tabs>
+        <w:ind w:left="5760" w:hanging="360"/>
+      </w:pPr>
+      <w:rPr>
+        <w:rFonts w:ascii="Wingdings" w:hAnsi="Wingdings" w:hint="default"/>
+        <w:sz w:val="20"/>
+      </w:rPr>
+    </w:lvl>
+    <w:lvl w:ilvl="8" w:tentative="1">
+      <w:start w:val="1"/>
+      <w:numFmt w:val="bullet"/>
+      <w:lvlText w:val=""/>
+      <w:lvlJc w:val="left"/>
+      <w:pPr>
+        <w:tabs>
+          <w:tab w:val="num" w:pos="6480"/>
+        </w:tabs>
+        <w:ind w:left="6480" w:hanging="360"/>
+      </w:pPr>
+      <w:rPr>
+        <w:rFonts w:ascii="Wingdings" w:hAnsi="Wingdings" w:hint="default"/>
+        <w:sz w:val="20"/>
+      </w:rPr>
+    </w:lvl>
+  </w:abstractNum>
+  <w:abstractNum w:abstractNumId="27" w15:restartNumberingAfterBreak="0">
+    <w:nsid w:val="469E715F"/>
+    <w:multiLevelType w:val="multilevel"/>
+    <w:tmpl w:val="505648A2"/>
+    <w:lvl w:ilvl="0">
+      <w:start w:val="1"/>
+      <w:numFmt w:val="bullet"/>
+      <w:lvlText w:val=""/>
+      <w:lvlJc w:val="left"/>
+      <w:pPr>
+        <w:tabs>
+          <w:tab w:val="num" w:pos="720"/>
+        </w:tabs>
+        <w:ind w:left="720" w:hanging="360"/>
+      </w:pPr>
+      <w:rPr>
+        <w:rFonts w:ascii="Symbol" w:hAnsi="Symbol" w:hint="default"/>
+        <w:sz w:val="20"/>
+      </w:rPr>
+    </w:lvl>
+    <w:lvl w:ilvl="1" w:tentative="1">
+      <w:start w:val="1"/>
+      <w:numFmt w:val="bullet"/>
+      <w:lvlText w:val="o"/>
+      <w:lvlJc w:val="left"/>
+      <w:pPr>
+        <w:tabs>
+          <w:tab w:val="num" w:pos="1440"/>
+        </w:tabs>
+        <w:ind w:left="1440" w:hanging="360"/>
+      </w:pPr>
+      <w:rPr>
+        <w:rFonts w:ascii="Courier New" w:hAnsi="Courier New" w:hint="default"/>
+        <w:sz w:val="20"/>
+      </w:rPr>
+    </w:lvl>
+    <w:lvl w:ilvl="2" w:tentative="1">
+      <w:start w:val="1"/>
+      <w:numFmt w:val="bullet"/>
+      <w:lvlText w:val=""/>
+      <w:lvlJc w:val="left"/>
+      <w:pPr>
+        <w:tabs>
+          <w:tab w:val="num" w:pos="2160"/>
+        </w:tabs>
+        <w:ind w:left="2160" w:hanging="360"/>
+      </w:pPr>
+      <w:rPr>
+        <w:rFonts w:ascii="Wingdings" w:hAnsi="Wingdings" w:hint="default"/>
+        <w:sz w:val="20"/>
+      </w:rPr>
+    </w:lvl>
+    <w:lvl w:ilvl="3" w:tentative="1">
+      <w:start w:val="1"/>
+      <w:numFmt w:val="bullet"/>
+      <w:lvlText w:val=""/>
+      <w:lvlJc w:val="left"/>
+      <w:pPr>
+        <w:tabs>
+          <w:tab w:val="num" w:pos="2880"/>
+        </w:tabs>
+        <w:ind w:left="2880" w:hanging="360"/>
+      </w:pPr>
+      <w:rPr>
+        <w:rFonts w:ascii="Wingdings" w:hAnsi="Wingdings" w:hint="default"/>
+        <w:sz w:val="20"/>
+      </w:rPr>
+    </w:lvl>
+    <w:lvl w:ilvl="4" w:tentative="1">
+      <w:start w:val="1"/>
+      <w:numFmt w:val="bullet"/>
+      <w:lvlText w:val=""/>
+      <w:lvlJc w:val="left"/>
+      <w:pPr>
+        <w:tabs>
+          <w:tab w:val="num" w:pos="3600"/>
+        </w:tabs>
+        <w:ind w:left="3600" w:hanging="360"/>
+      </w:pPr>
+      <w:rPr>
+        <w:rFonts w:ascii="Wingdings" w:hAnsi="Wingdings" w:hint="default"/>
+        <w:sz w:val="20"/>
+      </w:rPr>
+    </w:lvl>
+    <w:lvl w:ilvl="5" w:tentative="1">
+      <w:start w:val="1"/>
+      <w:numFmt w:val="bullet"/>
+      <w:lvlText w:val=""/>
+      <w:lvlJc w:val="left"/>
+      <w:pPr>
+        <w:tabs>
+          <w:tab w:val="num" w:pos="4320"/>
+        </w:tabs>
+        <w:ind w:left="4320" w:hanging="360"/>
+      </w:pPr>
+      <w:rPr>
+        <w:rFonts w:ascii="Wingdings" w:hAnsi="Wingdings" w:hint="default"/>
+        <w:sz w:val="20"/>
+      </w:rPr>
+    </w:lvl>
+    <w:lvl w:ilvl="6" w:tentative="1">
+      <w:start w:val="1"/>
+      <w:numFmt w:val="bullet"/>
+      <w:lvlText w:val=""/>
+      <w:lvlJc w:val="left"/>
+      <w:pPr>
+        <w:tabs>
+          <w:tab w:val="num" w:pos="5040"/>
+        </w:tabs>
+        <w:ind w:left="5040" w:hanging="360"/>
+      </w:pPr>
+      <w:rPr>
+        <w:rFonts w:ascii="Wingdings" w:hAnsi="Wingdings" w:hint="default"/>
+        <w:sz w:val="20"/>
+      </w:rPr>
+    </w:lvl>
+    <w:lvl w:ilvl="7" w:tentative="1">
+      <w:start w:val="1"/>
+      <w:numFmt w:val="bullet"/>
+      <w:lvlText w:val=""/>
+      <w:lvlJc w:val="left"/>
+      <w:pPr>
+        <w:tabs>
+          <w:tab w:val="num" w:pos="5760"/>
+        </w:tabs>
+        <w:ind w:left="5760" w:hanging="360"/>
+      </w:pPr>
+      <w:rPr>
+        <w:rFonts w:ascii="Wingdings" w:hAnsi="Wingdings" w:hint="default"/>
+        <w:sz w:val="20"/>
+      </w:rPr>
+    </w:lvl>
+    <w:lvl w:ilvl="8" w:tentative="1">
+      <w:start w:val="1"/>
+      <w:numFmt w:val="bullet"/>
+      <w:lvlText w:val=""/>
+      <w:lvlJc w:val="left"/>
+      <w:pPr>
+        <w:tabs>
+          <w:tab w:val="num" w:pos="6480"/>
+        </w:tabs>
+        <w:ind w:left="6480" w:hanging="360"/>
+      </w:pPr>
+      <w:rPr>
+        <w:rFonts w:ascii="Wingdings" w:hAnsi="Wingdings" w:hint="default"/>
+        <w:sz w:val="20"/>
+      </w:rPr>
+    </w:lvl>
+  </w:abstractNum>
+  <w:abstractNum w:abstractNumId="28" w15:restartNumberingAfterBreak="0">
     <w:nsid w:val="51835289"/>
     <w:multiLevelType w:val="multilevel"/>
     <w:tmpl w:val="568EF3E6"/>
@@ -5276,7 +7374,7 @@
       </w:pPr>
     </w:lvl>
   </w:abstractNum>
-  <w:abstractNum w:abstractNumId="21" w15:restartNumberingAfterBreak="0">
+  <w:abstractNum w:abstractNumId="29" w15:restartNumberingAfterBreak="0">
     <w:nsid w:val="55921679"/>
     <w:multiLevelType w:val="multilevel"/>
     <w:tmpl w:val="8FC277FE"/>
@@ -5421,7 +7519,156 @@
       </w:rPr>
     </w:lvl>
   </w:abstractNum>
-  <w:abstractNum w:abstractNumId="22" w15:restartNumberingAfterBreak="0">
+  <w:abstractNum w:abstractNumId="30" w15:restartNumberingAfterBreak="0">
+    <w:nsid w:val="56A36BE9"/>
+    <w:multiLevelType w:val="multilevel"/>
+    <w:tmpl w:val="42865F54"/>
+    <w:lvl w:ilvl="0">
+      <w:start w:val="1"/>
+      <w:numFmt w:val="bullet"/>
+      <w:lvlText w:val=""/>
+      <w:lvlJc w:val="left"/>
+      <w:pPr>
+        <w:tabs>
+          <w:tab w:val="num" w:pos="720"/>
+        </w:tabs>
+        <w:ind w:left="720" w:hanging="360"/>
+      </w:pPr>
+      <w:rPr>
+        <w:rFonts w:ascii="Symbol" w:hAnsi="Symbol" w:hint="default"/>
+        <w:sz w:val="20"/>
+      </w:rPr>
+    </w:lvl>
+    <w:lvl w:ilvl="1" w:tentative="1">
+      <w:start w:val="1"/>
+      <w:numFmt w:val="bullet"/>
+      <w:lvlText w:val="o"/>
+      <w:lvlJc w:val="left"/>
+      <w:pPr>
+        <w:tabs>
+          <w:tab w:val="num" w:pos="1440"/>
+        </w:tabs>
+        <w:ind w:left="1440" w:hanging="360"/>
+      </w:pPr>
+      <w:rPr>
+        <w:rFonts w:ascii="Courier New" w:hAnsi="Courier New" w:hint="default"/>
+        <w:sz w:val="20"/>
+      </w:rPr>
+    </w:lvl>
+    <w:lvl w:ilvl="2" w:tentative="1">
+      <w:start w:val="1"/>
+      <w:numFmt w:val="bullet"/>
+      <w:lvlText w:val=""/>
+      <w:lvlJc w:val="left"/>
+      <w:pPr>
+        <w:tabs>
+          <w:tab w:val="num" w:pos="2160"/>
+        </w:tabs>
+        <w:ind w:left="2160" w:hanging="360"/>
+      </w:pPr>
+      <w:rPr>
+        <w:rFonts w:ascii="Wingdings" w:hAnsi="Wingdings" w:hint="default"/>
+        <w:sz w:val="20"/>
+      </w:rPr>
+    </w:lvl>
+    <w:lvl w:ilvl="3" w:tentative="1">
+      <w:start w:val="1"/>
+      <w:numFmt w:val="bullet"/>
+      <w:lvlText w:val=""/>
+      <w:lvlJc w:val="left"/>
+      <w:pPr>
+        <w:tabs>
+          <w:tab w:val="num" w:pos="2880"/>
+        </w:tabs>
+        <w:ind w:left="2880" w:hanging="360"/>
+      </w:pPr>
+      <w:rPr>
+        <w:rFonts w:ascii="Wingdings" w:hAnsi="Wingdings" w:hint="default"/>
+        <w:sz w:val="20"/>
+      </w:rPr>
+    </w:lvl>
+    <w:lvl w:ilvl="4" w:tentative="1">
+      <w:start w:val="1"/>
+      <w:numFmt w:val="bullet"/>
+      <w:lvlText w:val=""/>
+      <w:lvlJc w:val="left"/>
+      <w:pPr>
+        <w:tabs>
+          <w:tab w:val="num" w:pos="3600"/>
+        </w:tabs>
+        <w:ind w:left="3600" w:hanging="360"/>
+      </w:pPr>
+      <w:rPr>
+        <w:rFonts w:ascii="Wingdings" w:hAnsi="Wingdings" w:hint="default"/>
+        <w:sz w:val="20"/>
+      </w:rPr>
+    </w:lvl>
+    <w:lvl w:ilvl="5" w:tentative="1">
+      <w:start w:val="1"/>
+      <w:numFmt w:val="bullet"/>
+      <w:lvlText w:val=""/>
+      <w:lvlJc w:val="left"/>
+      <w:pPr>
+        <w:tabs>
+          <w:tab w:val="num" w:pos="4320"/>
+        </w:tabs>
+        <w:ind w:left="4320" w:hanging="360"/>
+      </w:pPr>
+      <w:rPr>
+        <w:rFonts w:ascii="Wingdings" w:hAnsi="Wingdings" w:hint="default"/>
+        <w:sz w:val="20"/>
+      </w:rPr>
+    </w:lvl>
+    <w:lvl w:ilvl="6" w:tentative="1">
+      <w:start w:val="1"/>
+      <w:numFmt w:val="bullet"/>
+      <w:lvlText w:val=""/>
+      <w:lvlJc w:val="left"/>
+      <w:pPr>
+        <w:tabs>
+          <w:tab w:val="num" w:pos="5040"/>
+        </w:tabs>
+        <w:ind w:left="5040" w:hanging="360"/>
+      </w:pPr>
+      <w:rPr>
+        <w:rFonts w:ascii="Wingdings" w:hAnsi="Wingdings" w:hint="default"/>
+        <w:sz w:val="20"/>
+      </w:rPr>
+    </w:lvl>
+    <w:lvl w:ilvl="7" w:tentative="1">
+      <w:start w:val="1"/>
+      <w:numFmt w:val="bullet"/>
+      <w:lvlText w:val=""/>
+      <w:lvlJc w:val="left"/>
+      <w:pPr>
+        <w:tabs>
+          <w:tab w:val="num" w:pos="5760"/>
+        </w:tabs>
+        <w:ind w:left="5760" w:hanging="360"/>
+      </w:pPr>
+      <w:rPr>
+        <w:rFonts w:ascii="Wingdings" w:hAnsi="Wingdings" w:hint="default"/>
+        <w:sz w:val="20"/>
+      </w:rPr>
+    </w:lvl>
+    <w:lvl w:ilvl="8" w:tentative="1">
+      <w:start w:val="1"/>
+      <w:numFmt w:val="bullet"/>
+      <w:lvlText w:val=""/>
+      <w:lvlJc w:val="left"/>
+      <w:pPr>
+        <w:tabs>
+          <w:tab w:val="num" w:pos="6480"/>
+        </w:tabs>
+        <w:ind w:left="6480" w:hanging="360"/>
+      </w:pPr>
+      <w:rPr>
+        <w:rFonts w:ascii="Wingdings" w:hAnsi="Wingdings" w:hint="default"/>
+        <w:sz w:val="20"/>
+      </w:rPr>
+    </w:lvl>
+  </w:abstractNum>
+  <w:abstractNum w:abstractNumId="31" w15:restartNumberingAfterBreak="0">
     <w:nsid w:val="57494494"/>
     <w:multiLevelType w:val="multilevel"/>
     <w:tmpl w:val="36805AA2"/>
@@ -5534,7 +7781,7 @@
       </w:pPr>
     </w:lvl>
   </w:abstractNum>
-  <w:abstractNum w:abstractNumId="23" w15:restartNumberingAfterBreak="0">
+  <w:abstractNum w:abstractNumId="32" w15:restartNumberingAfterBreak="0">
     <w:nsid w:val="58851E01"/>
     <w:multiLevelType w:val="multilevel"/>
     <w:tmpl w:val="61E630A2"/>
@@ -5683,7 +7930,454 @@
       </w:rPr>
     </w:lvl>
   </w:abstractNum>
-  <w:abstractNum w:abstractNumId="24" w15:restartNumberingAfterBreak="0">
+  <w:abstractNum w:abstractNumId="33" w15:restartNumberingAfterBreak="0">
+    <w:nsid w:val="5B1B5BAC"/>
+    <w:multiLevelType w:val="multilevel"/>
+    <w:tmpl w:val="2CC03CF2"/>
+    <w:lvl w:ilvl="0">
+      <w:start w:val="1"/>
+      <w:numFmt w:val="bullet"/>
+      <w:lvlText w:val=""/>
+      <w:lvlJc w:val="left"/>
+      <w:pPr>
+        <w:tabs>
+          <w:tab w:val="num" w:pos="720"/>
+        </w:tabs>
+        <w:ind w:left="720" w:hanging="360"/>
+      </w:pPr>
+      <w:rPr>
+        <w:rFonts w:ascii="Symbol" w:hAnsi="Symbol" w:hint="default"/>
+        <w:sz w:val="20"/>
+      </w:rPr>
+    </w:lvl>
+    <w:lvl w:ilvl="1" w:tentative="1">
+      <w:start w:val="1"/>
+      <w:numFmt w:val="bullet"/>
+      <w:lvlText w:val="o"/>
+      <w:lvlJc w:val="left"/>
+      <w:pPr>
+        <w:tabs>
+          <w:tab w:val="num" w:pos="1440"/>
+        </w:tabs>
+        <w:ind w:left="1440" w:hanging="360"/>
+      </w:pPr>
+      <w:rPr>
+        <w:rFonts w:ascii="Courier New" w:hAnsi="Courier New" w:hint="default"/>
+        <w:sz w:val="20"/>
+      </w:rPr>
+    </w:lvl>
+    <w:lvl w:ilvl="2" w:tentative="1">
+      <w:start w:val="1"/>
+      <w:numFmt w:val="bullet"/>
+      <w:lvlText w:val=""/>
+      <w:lvlJc w:val="left"/>
+      <w:pPr>
+        <w:tabs>
+          <w:tab w:val="num" w:pos="2160"/>
+        </w:tabs>
+        <w:ind w:left="2160" w:hanging="360"/>
+      </w:pPr>
+      <w:rPr>
+        <w:rFonts w:ascii="Wingdings" w:hAnsi="Wingdings" w:hint="default"/>
+        <w:sz w:val="20"/>
+      </w:rPr>
+    </w:lvl>
+    <w:lvl w:ilvl="3" w:tentative="1">
+      <w:start w:val="1"/>
+      <w:numFmt w:val="bullet"/>
+      <w:lvlText w:val=""/>
+      <w:lvlJc w:val="left"/>
+      <w:pPr>
+        <w:tabs>
+          <w:tab w:val="num" w:pos="2880"/>
+        </w:tabs>
+        <w:ind w:left="2880" w:hanging="360"/>
+      </w:pPr>
+      <w:rPr>
+        <w:rFonts w:ascii="Wingdings" w:hAnsi="Wingdings" w:hint="default"/>
+        <w:sz w:val="20"/>
+      </w:rPr>
+    </w:lvl>
+    <w:lvl w:ilvl="4" w:tentative="1">
+      <w:start w:val="1"/>
+      <w:numFmt w:val="bullet"/>
+      <w:lvlText w:val=""/>
+      <w:lvlJc w:val="left"/>
+      <w:pPr>
+        <w:tabs>
+          <w:tab w:val="num" w:pos="3600"/>
+        </w:tabs>
+        <w:ind w:left="3600" w:hanging="360"/>
+      </w:pPr>
+      <w:rPr>
+        <w:rFonts w:ascii="Wingdings" w:hAnsi="Wingdings" w:hint="default"/>
+        <w:sz w:val="20"/>
+      </w:rPr>
+    </w:lvl>
+    <w:lvl w:ilvl="5" w:tentative="1">
+      <w:start w:val="1"/>
+      <w:numFmt w:val="bullet"/>
+      <w:lvlText w:val=""/>
+      <w:lvlJc w:val="left"/>
+      <w:pPr>
+        <w:tabs>
+          <w:tab w:val="num" w:pos="4320"/>
+        </w:tabs>
+        <w:ind w:left="4320" w:hanging="360"/>
+      </w:pPr>
+      <w:rPr>
+        <w:rFonts w:ascii="Wingdings" w:hAnsi="Wingdings" w:hint="default"/>
+        <w:sz w:val="20"/>
+      </w:rPr>
+    </w:lvl>
+    <w:lvl w:ilvl="6" w:tentative="1">
+      <w:start w:val="1"/>
+      <w:numFmt w:val="bullet"/>
+      <w:lvlText w:val=""/>
+      <w:lvlJc w:val="left"/>
+      <w:pPr>
+        <w:tabs>
+          <w:tab w:val="num" w:pos="5040"/>
+        </w:tabs>
+        <w:ind w:left="5040" w:hanging="360"/>
+      </w:pPr>
+      <w:rPr>
+        <w:rFonts w:ascii="Wingdings" w:hAnsi="Wingdings" w:hint="default"/>
+        <w:sz w:val="20"/>
+      </w:rPr>
+    </w:lvl>
+    <w:lvl w:ilvl="7" w:tentative="1">
+      <w:start w:val="1"/>
+      <w:numFmt w:val="bullet"/>
+      <w:lvlText w:val=""/>
+      <w:lvlJc w:val="left"/>
+      <w:pPr>
+        <w:tabs>
+          <w:tab w:val="num" w:pos="5760"/>
+        </w:tabs>
+        <w:ind w:left="5760" w:hanging="360"/>
+      </w:pPr>
+      <w:rPr>
+        <w:rFonts w:ascii="Wingdings" w:hAnsi="Wingdings" w:hint="default"/>
+        <w:sz w:val="20"/>
+      </w:rPr>
+    </w:lvl>
+    <w:lvl w:ilvl="8" w:tentative="1">
+      <w:start w:val="1"/>
+      <w:numFmt w:val="bullet"/>
+      <w:lvlText w:val=""/>
+      <w:lvlJc w:val="left"/>
+      <w:pPr>
+        <w:tabs>
+          <w:tab w:val="num" w:pos="6480"/>
+        </w:tabs>
+        <w:ind w:left="6480" w:hanging="360"/>
+      </w:pPr>
+      <w:rPr>
+        <w:rFonts w:ascii="Wingdings" w:hAnsi="Wingdings" w:hint="default"/>
+        <w:sz w:val="20"/>
+      </w:rPr>
+    </w:lvl>
+  </w:abstractNum>
+  <w:abstractNum w:abstractNumId="34" w15:restartNumberingAfterBreak="0">
+    <w:nsid w:val="5B9E121C"/>
+    <w:multiLevelType w:val="multilevel"/>
+    <w:tmpl w:val="EB7A57A4"/>
+    <w:lvl w:ilvl="0">
+      <w:start w:val="1"/>
+      <w:numFmt w:val="bullet"/>
+      <w:lvlText w:val=""/>
+      <w:lvlJc w:val="left"/>
+      <w:pPr>
+        <w:tabs>
+          <w:tab w:val="num" w:pos="720"/>
+        </w:tabs>
+        <w:ind w:left="720" w:hanging="360"/>
+      </w:pPr>
+      <w:rPr>
+        <w:rFonts w:ascii="Symbol" w:hAnsi="Symbol" w:hint="default"/>
+        <w:sz w:val="20"/>
+      </w:rPr>
+    </w:lvl>
+    <w:lvl w:ilvl="1" w:tentative="1">
+      <w:start w:val="1"/>
+      <w:numFmt w:val="bullet"/>
+      <w:lvlText w:val="o"/>
+      <w:lvlJc w:val="left"/>
+      <w:pPr>
+        <w:tabs>
+          <w:tab w:val="num" w:pos="1440"/>
+        </w:tabs>
+        <w:ind w:left="1440" w:hanging="360"/>
+      </w:pPr>
+      <w:rPr>
+        <w:rFonts w:ascii="Courier New" w:hAnsi="Courier New" w:hint="default"/>
+        <w:sz w:val="20"/>
+      </w:rPr>
+    </w:lvl>
+    <w:lvl w:ilvl="2" w:tentative="1">
+      <w:start w:val="1"/>
+      <w:numFmt w:val="bullet"/>
+      <w:lvlText w:val=""/>
+      <w:lvlJc w:val="left"/>
+      <w:pPr>
+        <w:tabs>
+          <w:tab w:val="num" w:pos="2160"/>
+        </w:tabs>
+        <w:ind w:left="2160" w:hanging="360"/>
+      </w:pPr>
+      <w:rPr>
+        <w:rFonts w:ascii="Wingdings" w:hAnsi="Wingdings" w:hint="default"/>
+        <w:sz w:val="20"/>
+      </w:rPr>
+    </w:lvl>
+    <w:lvl w:ilvl="3" w:tentative="1">
+      <w:start w:val="1"/>
+      <w:numFmt w:val="bullet"/>
+      <w:lvlText w:val=""/>
+      <w:lvlJc w:val="left"/>
+      <w:pPr>
+        <w:tabs>
+          <w:tab w:val="num" w:pos="2880"/>
+        </w:tabs>
+        <w:ind w:left="2880" w:hanging="360"/>
+      </w:pPr>
+      <w:rPr>
+        <w:rFonts w:ascii="Wingdings" w:hAnsi="Wingdings" w:hint="default"/>
+        <w:sz w:val="20"/>
+      </w:rPr>
+    </w:lvl>
+    <w:lvl w:ilvl="4" w:tentative="1">
+      <w:start w:val="1"/>
+      <w:numFmt w:val="bullet"/>
+      <w:lvlText w:val=""/>
+      <w:lvlJc w:val="left"/>
+      <w:pPr>
+        <w:tabs>
+          <w:tab w:val="num" w:pos="3600"/>
+        </w:tabs>
+        <w:ind w:left="3600" w:hanging="360"/>
+      </w:pPr>
+      <w:rPr>
+        <w:rFonts w:ascii="Wingdings" w:hAnsi="Wingdings" w:hint="default"/>
+        <w:sz w:val="20"/>
+      </w:rPr>
+    </w:lvl>
+    <w:lvl w:ilvl="5" w:tentative="1">
+      <w:start w:val="1"/>
+      <w:numFmt w:val="bullet"/>
+      <w:lvlText w:val=""/>
+      <w:lvlJc w:val="left"/>
+      <w:pPr>
+        <w:tabs>
+          <w:tab w:val="num" w:pos="4320"/>
+        </w:tabs>
+        <w:ind w:left="4320" w:hanging="360"/>
+      </w:pPr>
+      <w:rPr>
+        <w:rFonts w:ascii="Wingdings" w:hAnsi="Wingdings" w:hint="default"/>
+        <w:sz w:val="20"/>
+      </w:rPr>
+    </w:lvl>
+    <w:lvl w:ilvl="6" w:tentative="1">
+      <w:start w:val="1"/>
+      <w:numFmt w:val="bullet"/>
+      <w:lvlText w:val=""/>
+      <w:lvlJc w:val="left"/>
+      <w:pPr>
+        <w:tabs>
+          <w:tab w:val="num" w:pos="5040"/>
+        </w:tabs>
+        <w:ind w:left="5040" w:hanging="360"/>
+      </w:pPr>
+      <w:rPr>
+        <w:rFonts w:ascii="Wingdings" w:hAnsi="Wingdings" w:hint="default"/>
+        <w:sz w:val="20"/>
+      </w:rPr>
+    </w:lvl>
+    <w:lvl w:ilvl="7" w:tentative="1">
+      <w:start w:val="1"/>
+      <w:numFmt w:val="bullet"/>
+      <w:lvlText w:val=""/>
+      <w:lvlJc w:val="left"/>
+      <w:pPr>
+        <w:tabs>
+          <w:tab w:val="num" w:pos="5760"/>
+        </w:tabs>
+        <w:ind w:left="5760" w:hanging="360"/>
+      </w:pPr>
+      <w:rPr>
+        <w:rFonts w:ascii="Wingdings" w:hAnsi="Wingdings" w:hint="default"/>
+        <w:sz w:val="20"/>
+      </w:rPr>
+    </w:lvl>
+    <w:lvl w:ilvl="8" w:tentative="1">
+      <w:start w:val="1"/>
+      <w:numFmt w:val="bullet"/>
+      <w:lvlText w:val=""/>
+      <w:lvlJc w:val="left"/>
+      <w:pPr>
+        <w:tabs>
+          <w:tab w:val="num" w:pos="6480"/>
+        </w:tabs>
+        <w:ind w:left="6480" w:hanging="360"/>
+      </w:pPr>
+      <w:rPr>
+        <w:rFonts w:ascii="Wingdings" w:hAnsi="Wingdings" w:hint="default"/>
+        <w:sz w:val="20"/>
+      </w:rPr>
+    </w:lvl>
+  </w:abstractNum>
+  <w:abstractNum w:abstractNumId="35" w15:restartNumberingAfterBreak="0">
+    <w:nsid w:val="63DC3FB7"/>
+    <w:multiLevelType w:val="multilevel"/>
+    <w:tmpl w:val="3AD0A02E"/>
+    <w:lvl w:ilvl="0">
+      <w:start w:val="1"/>
+      <w:numFmt w:val="bullet"/>
+      <w:lvlText w:val=""/>
+      <w:lvlJc w:val="left"/>
+      <w:pPr>
+        <w:tabs>
+          <w:tab w:val="num" w:pos="720"/>
+        </w:tabs>
+        <w:ind w:left="720" w:hanging="360"/>
+      </w:pPr>
+      <w:rPr>
+        <w:rFonts w:ascii="Symbol" w:hAnsi="Symbol" w:hint="default"/>
+        <w:sz w:val="20"/>
+      </w:rPr>
+    </w:lvl>
+    <w:lvl w:ilvl="1" w:tentative="1">
+      <w:start w:val="1"/>
+      <w:numFmt w:val="bullet"/>
+      <w:lvlText w:val="o"/>
+      <w:lvlJc w:val="left"/>
+      <w:pPr>
+        <w:tabs>
+          <w:tab w:val="num" w:pos="1440"/>
+        </w:tabs>
+        <w:ind w:left="1440" w:hanging="360"/>
+      </w:pPr>
+      <w:rPr>
+        <w:rFonts w:ascii="Courier New" w:hAnsi="Courier New" w:hint="default"/>
+        <w:sz w:val="20"/>
+      </w:rPr>
+    </w:lvl>
+    <w:lvl w:ilvl="2" w:tentative="1">
+      <w:start w:val="1"/>
+      <w:numFmt w:val="bullet"/>
+      <w:lvlText w:val=""/>
+      <w:lvlJc w:val="left"/>
+      <w:pPr>
+        <w:tabs>
+          <w:tab w:val="num" w:pos="2160"/>
+        </w:tabs>
+        <w:ind w:left="2160" w:hanging="360"/>
+      </w:pPr>
+      <w:rPr>
+        <w:rFonts w:ascii="Wingdings" w:hAnsi="Wingdings" w:hint="default"/>
+        <w:sz w:val="20"/>
+      </w:rPr>
+    </w:lvl>
+    <w:lvl w:ilvl="3" w:tentative="1">
+      <w:start w:val="1"/>
+      <w:numFmt w:val="bullet"/>
+      <w:lvlText w:val=""/>
+      <w:lvlJc w:val="left"/>
+      <w:pPr>
+        <w:tabs>
+          <w:tab w:val="num" w:pos="2880"/>
+        </w:tabs>
+        <w:ind w:left="2880" w:hanging="360"/>
+      </w:pPr>
+      <w:rPr>
+        <w:rFonts w:ascii="Wingdings" w:hAnsi="Wingdings" w:hint="default"/>
+        <w:sz w:val="20"/>
+      </w:rPr>
+    </w:lvl>
+    <w:lvl w:ilvl="4" w:tentative="1">
+      <w:start w:val="1"/>
+      <w:numFmt w:val="bullet"/>
+      <w:lvlText w:val=""/>
+      <w:lvlJc w:val="left"/>
+      <w:pPr>
+        <w:tabs>
+          <w:tab w:val="num" w:pos="3600"/>
+        </w:tabs>
+        <w:ind w:left="3600" w:hanging="360"/>
+      </w:pPr>
+      <w:rPr>
+        <w:rFonts w:ascii="Wingdings" w:hAnsi="Wingdings" w:hint="default"/>
+        <w:sz w:val="20"/>
+      </w:rPr>
+    </w:lvl>
+    <w:lvl w:ilvl="5" w:tentative="1">
+      <w:start w:val="1"/>
+      <w:numFmt w:val="bullet"/>
+      <w:lvlText w:val=""/>
+      <w:lvlJc w:val="left"/>
+      <w:pPr>
+        <w:tabs>
+          <w:tab w:val="num" w:pos="4320"/>
+        </w:tabs>
+        <w:ind w:left="4320" w:hanging="360"/>
+      </w:pPr>
+      <w:rPr>
+        <w:rFonts w:ascii="Wingdings" w:hAnsi="Wingdings" w:hint="default"/>
+        <w:sz w:val="20"/>
+      </w:rPr>
+    </w:lvl>
+    <w:lvl w:ilvl="6" w:tentative="1">
+      <w:start w:val="1"/>
+      <w:numFmt w:val="bullet"/>
+      <w:lvlText w:val=""/>
+      <w:lvlJc w:val="left"/>
+      <w:pPr>
+        <w:tabs>
+          <w:tab w:val="num" w:pos="5040"/>
+        </w:tabs>
+        <w:ind w:left="5040" w:hanging="360"/>
+      </w:pPr>
+      <w:rPr>
+        <w:rFonts w:ascii="Wingdings" w:hAnsi="Wingdings" w:hint="default"/>
+        <w:sz w:val="20"/>
+      </w:rPr>
+    </w:lvl>
+    <w:lvl w:ilvl="7" w:tentative="1">
+      <w:start w:val="1"/>
+      <w:numFmt w:val="bullet"/>
+      <w:lvlText w:val=""/>
+      <w:lvlJc w:val="left"/>
+      <w:pPr>
+        <w:tabs>
+          <w:tab w:val="num" w:pos="5760"/>
+        </w:tabs>
+        <w:ind w:left="5760" w:hanging="360"/>
+      </w:pPr>
+      <w:rPr>
+        <w:rFonts w:ascii="Wingdings" w:hAnsi="Wingdings" w:hint="default"/>
+        <w:sz w:val="20"/>
+      </w:rPr>
+    </w:lvl>
+    <w:lvl w:ilvl="8" w:tentative="1">
+      <w:start w:val="1"/>
+      <w:numFmt w:val="bullet"/>
+      <w:lvlText w:val=""/>
+      <w:lvlJc w:val="left"/>
+      <w:pPr>
+        <w:tabs>
+          <w:tab w:val="num" w:pos="6480"/>
+        </w:tabs>
+        <w:ind w:left="6480" w:hanging="360"/>
+      </w:pPr>
+      <w:rPr>
+        <w:rFonts w:ascii="Wingdings" w:hAnsi="Wingdings" w:hint="default"/>
+        <w:sz w:val="20"/>
+      </w:rPr>
+    </w:lvl>
+  </w:abstractNum>
+  <w:abstractNum w:abstractNumId="36" w15:restartNumberingAfterBreak="0">
     <w:nsid w:val="679B708C"/>
     <w:multiLevelType w:val="multilevel"/>
     <w:tmpl w:val="E996B582"/>
@@ -5832,7 +8526,7 @@
       </w:rPr>
     </w:lvl>
   </w:abstractNum>
-  <w:abstractNum w:abstractNumId="25" w15:restartNumberingAfterBreak="0">
+  <w:abstractNum w:abstractNumId="37" w15:restartNumberingAfterBreak="0">
     <w:nsid w:val="6B2656CB"/>
     <w:multiLevelType w:val="multilevel"/>
     <w:tmpl w:val="E408AB54"/>
@@ -5981,7 +8675,7 @@
       </w:rPr>
     </w:lvl>
   </w:abstractNum>
-  <w:abstractNum w:abstractNumId="26" w15:restartNumberingAfterBreak="0">
+  <w:abstractNum w:abstractNumId="38" w15:restartNumberingAfterBreak="0">
     <w:nsid w:val="759D59DF"/>
     <w:multiLevelType w:val="multilevel"/>
     <w:tmpl w:val="072452C0"/>
@@ -6094,7 +8788,7 @@
       </w:pPr>
     </w:lvl>
   </w:abstractNum>
-  <w:abstractNum w:abstractNumId="27" w15:restartNumberingAfterBreak="0">
+  <w:abstractNum w:abstractNumId="39" w15:restartNumberingAfterBreak="0">
     <w:nsid w:val="768517DD"/>
     <w:multiLevelType w:val="multilevel"/>
     <w:tmpl w:val="573AC904"/>
@@ -6243,7 +8937,7 @@
       </w:rPr>
     </w:lvl>
   </w:abstractNum>
-  <w:abstractNum w:abstractNumId="28" w15:restartNumberingAfterBreak="0">
+  <w:abstractNum w:abstractNumId="40" w15:restartNumberingAfterBreak="0">
     <w:nsid w:val="76A26835"/>
     <w:multiLevelType w:val="multilevel"/>
     <w:tmpl w:val="23A24920"/>
@@ -6392,7 +9086,7 @@
       </w:rPr>
     </w:lvl>
   </w:abstractNum>
-  <w:abstractNum w:abstractNumId="29" w15:restartNumberingAfterBreak="0">
+  <w:abstractNum w:abstractNumId="41" w15:restartNumberingAfterBreak="0">
     <w:nsid w:val="7A9B6661"/>
     <w:multiLevelType w:val="multilevel"/>
     <w:tmpl w:val="D304EB3C"/>
@@ -6541,7 +9235,156 @@
       </w:rPr>
     </w:lvl>
   </w:abstractNum>
-  <w:abstractNum w:abstractNumId="30" w15:restartNumberingAfterBreak="0">
+  <w:abstractNum w:abstractNumId="42" w15:restartNumberingAfterBreak="0">
+    <w:nsid w:val="7DF021DF"/>
+    <w:multiLevelType w:val="multilevel"/>
+    <w:tmpl w:val="3258B852"/>
+    <w:lvl w:ilvl="0">
+      <w:start w:val="1"/>
+      <w:numFmt w:val="bullet"/>
+      <w:lvlText w:val=""/>
+      <w:lvlJc w:val="left"/>
+      <w:pPr>
+        <w:tabs>
+          <w:tab w:val="num" w:pos="720"/>
+        </w:tabs>
+        <w:ind w:left="720" w:hanging="360"/>
+      </w:pPr>
+      <w:rPr>
+        <w:rFonts w:ascii="Symbol" w:hAnsi="Symbol" w:hint="default"/>
+        <w:sz w:val="20"/>
+      </w:rPr>
+    </w:lvl>
+    <w:lvl w:ilvl="1" w:tentative="1">
+      <w:start w:val="1"/>
+      <w:numFmt w:val="bullet"/>
+      <w:lvlText w:val="o"/>
+      <w:lvlJc w:val="left"/>
+      <w:pPr>
+        <w:tabs>
+          <w:tab w:val="num" w:pos="1440"/>
+        </w:tabs>
+        <w:ind w:left="1440" w:hanging="360"/>
+      </w:pPr>
+      <w:rPr>
+        <w:rFonts w:ascii="Courier New" w:hAnsi="Courier New" w:hint="default"/>
+        <w:sz w:val="20"/>
+      </w:rPr>
+    </w:lvl>
+    <w:lvl w:ilvl="2" w:tentative="1">
+      <w:start w:val="1"/>
+      <w:numFmt w:val="bullet"/>
+      <w:lvlText w:val=""/>
+      <w:lvlJc w:val="left"/>
+      <w:pPr>
+        <w:tabs>
+          <w:tab w:val="num" w:pos="2160"/>
+        </w:tabs>
+        <w:ind w:left="2160" w:hanging="360"/>
+      </w:pPr>
+      <w:rPr>
+        <w:rFonts w:ascii="Wingdings" w:hAnsi="Wingdings" w:hint="default"/>
+        <w:sz w:val="20"/>
+      </w:rPr>
+    </w:lvl>
+    <w:lvl w:ilvl="3" w:tentative="1">
+      <w:start w:val="1"/>
+      <w:numFmt w:val="bullet"/>
+      <w:lvlText w:val=""/>
+      <w:lvlJc w:val="left"/>
+      <w:pPr>
+        <w:tabs>
+          <w:tab w:val="num" w:pos="2880"/>
+        </w:tabs>
+        <w:ind w:left="2880" w:hanging="360"/>
+      </w:pPr>
+      <w:rPr>
+        <w:rFonts w:ascii="Wingdings" w:hAnsi="Wingdings" w:hint="default"/>
+        <w:sz w:val="20"/>
+      </w:rPr>
+    </w:lvl>
+    <w:lvl w:ilvl="4" w:tentative="1">
+      <w:start w:val="1"/>
+      <w:numFmt w:val="bullet"/>
+      <w:lvlText w:val=""/>
+      <w:lvlJc w:val="left"/>
+      <w:pPr>
+        <w:tabs>
+          <w:tab w:val="num" w:pos="3600"/>
+        </w:tabs>
+        <w:ind w:left="3600" w:hanging="360"/>
+      </w:pPr>
+      <w:rPr>
+        <w:rFonts w:ascii="Wingdings" w:hAnsi="Wingdings" w:hint="default"/>
+        <w:sz w:val="20"/>
+      </w:rPr>
+    </w:lvl>
+    <w:lvl w:ilvl="5" w:tentative="1">
+      <w:start w:val="1"/>
+      <w:numFmt w:val="bullet"/>
+      <w:lvlText w:val=""/>
+      <w:lvlJc w:val="left"/>
+      <w:pPr>
+        <w:tabs>
+          <w:tab w:val="num" w:pos="4320"/>
+        </w:tabs>
+        <w:ind w:left="4320" w:hanging="360"/>
+      </w:pPr>
+      <w:rPr>
+        <w:rFonts w:ascii="Wingdings" w:hAnsi="Wingdings" w:hint="default"/>
+        <w:sz w:val="20"/>
+      </w:rPr>
+    </w:lvl>
+    <w:lvl w:ilvl="6" w:tentative="1">
+      <w:start w:val="1"/>
+      <w:numFmt w:val="bullet"/>
+      <w:lvlText w:val=""/>
+      <w:lvlJc w:val="left"/>
+      <w:pPr>
+        <w:tabs>
+          <w:tab w:val="num" w:pos="5040"/>
+        </w:tabs>
+        <w:ind w:left="5040" w:hanging="360"/>
+      </w:pPr>
+      <w:rPr>
+        <w:rFonts w:ascii="Wingdings" w:hAnsi="Wingdings" w:hint="default"/>
+        <w:sz w:val="20"/>
+      </w:rPr>
+    </w:lvl>
+    <w:lvl w:ilvl="7" w:tentative="1">
+      <w:start w:val="1"/>
+      <w:numFmt w:val="bullet"/>
+      <w:lvlText w:val=""/>
+      <w:lvlJc w:val="left"/>
+      <w:pPr>
+        <w:tabs>
+          <w:tab w:val="num" w:pos="5760"/>
+        </w:tabs>
+        <w:ind w:left="5760" w:hanging="360"/>
+      </w:pPr>
+      <w:rPr>
+        <w:rFonts w:ascii="Wingdings" w:hAnsi="Wingdings" w:hint="default"/>
+        <w:sz w:val="20"/>
+      </w:rPr>
+    </w:lvl>
+    <w:lvl w:ilvl="8" w:tentative="1">
+      <w:start w:val="1"/>
+      <w:numFmt w:val="bullet"/>
+      <w:lvlText w:val=""/>
+      <w:lvlJc w:val="left"/>
+      <w:pPr>
+        <w:tabs>
+          <w:tab w:val="num" w:pos="6480"/>
+        </w:tabs>
+        <w:ind w:left="6480" w:hanging="360"/>
+      </w:pPr>
+      <w:rPr>
+        <w:rFonts w:ascii="Wingdings" w:hAnsi="Wingdings" w:hint="default"/>
+        <w:sz w:val="20"/>
+      </w:rPr>
+    </w:lvl>
+  </w:abstractNum>
+  <w:abstractNum w:abstractNumId="43" w15:restartNumberingAfterBreak="0">
     <w:nsid w:val="7EBE1BEA"/>
     <w:multiLevelType w:val="multilevel"/>
     <w:tmpl w:val="3B1E6030"/>
@@ -6691,97 +9534,136 @@
     </w:lvl>
   </w:abstractNum>
   <w:num w:numId="1" w16cid:durableId="2077432017">
-    <w:abstractNumId w:val="13"/>
+    <w:abstractNumId w:val="17"/>
   </w:num>
   <w:num w:numId="2" w16cid:durableId="887110843">
+    <w:abstractNumId w:val="12"/>
+  </w:num>
+  <w:num w:numId="3" w16cid:durableId="1967464958">
     <w:abstractNumId w:val="9"/>
   </w:num>
-  <w:num w:numId="3" w16cid:durableId="1967464958">
-    <w:abstractNumId w:val="6"/>
-  </w:num>
   <w:num w:numId="4" w16cid:durableId="1133445833">
-    <w:abstractNumId w:val="20"/>
+    <w:abstractNumId w:val="28"/>
   </w:num>
   <w:num w:numId="5" w16cid:durableId="641426815">
-    <w:abstractNumId w:val="27"/>
+    <w:abstractNumId w:val="39"/>
   </w:num>
   <w:num w:numId="6" w16cid:durableId="180706109">
-    <w:abstractNumId w:val="26"/>
+    <w:abstractNumId w:val="38"/>
   </w:num>
   <w:num w:numId="7" w16cid:durableId="1207992009">
+    <w:abstractNumId w:val="24"/>
+  </w:num>
+  <w:num w:numId="8" w16cid:durableId="333191196">
+    <w:abstractNumId w:val="11"/>
+  </w:num>
+  <w:num w:numId="9" w16cid:durableId="371151869">
     <w:abstractNumId w:val="19"/>
   </w:num>
-  <w:num w:numId="8" w16cid:durableId="333191196">
-    <w:abstractNumId w:val="8"/>
-  </w:num>
-  <w:num w:numId="9" w16cid:durableId="371151869">
-    <w:abstractNumId w:val="15"/>
-  </w:num>
   <w:num w:numId="10" w16cid:durableId="1480076778">
-    <w:abstractNumId w:val="24"/>
+    <w:abstractNumId w:val="36"/>
   </w:num>
   <w:num w:numId="11" w16cid:durableId="800273667">
-    <w:abstractNumId w:val="25"/>
+    <w:abstractNumId w:val="37"/>
   </w:num>
   <w:num w:numId="12" w16cid:durableId="1750929624">
-    <w:abstractNumId w:val="3"/>
+    <w:abstractNumId w:val="5"/>
   </w:num>
   <w:num w:numId="13" w16cid:durableId="1631744448">
-    <w:abstractNumId w:val="21"/>
+    <w:abstractNumId w:val="29"/>
   </w:num>
   <w:num w:numId="14" w16cid:durableId="1961107801">
-    <w:abstractNumId w:val="7"/>
+    <w:abstractNumId w:val="10"/>
   </w:num>
   <w:num w:numId="15" w16cid:durableId="2109229181">
     <w:abstractNumId w:val="0"/>
   </w:num>
   <w:num w:numId="16" w16cid:durableId="2062971552">
-    <w:abstractNumId w:val="11"/>
+    <w:abstractNumId w:val="15"/>
   </w:num>
   <w:num w:numId="17" w16cid:durableId="1259363034">
-    <w:abstractNumId w:val="10"/>
+    <w:abstractNumId w:val="13"/>
   </w:num>
   <w:num w:numId="18" w16cid:durableId="2123987335">
+    <w:abstractNumId w:val="6"/>
+  </w:num>
+  <w:num w:numId="19" w16cid:durableId="2106221518">
+    <w:abstractNumId w:val="20"/>
+  </w:num>
+  <w:num w:numId="20" w16cid:durableId="167870453">
+    <w:abstractNumId w:val="32"/>
+  </w:num>
+  <w:num w:numId="21" w16cid:durableId="1629043054">
+    <w:abstractNumId w:val="16"/>
+  </w:num>
+  <w:num w:numId="22" w16cid:durableId="1094478184">
+    <w:abstractNumId w:val="43"/>
+  </w:num>
+  <w:num w:numId="23" w16cid:durableId="371001288">
+    <w:abstractNumId w:val="3"/>
+  </w:num>
+  <w:num w:numId="24" w16cid:durableId="186985353">
+    <w:abstractNumId w:val="21"/>
+  </w:num>
+  <w:num w:numId="25" w16cid:durableId="1055395459">
+    <w:abstractNumId w:val="31"/>
+  </w:num>
+  <w:num w:numId="26" w16cid:durableId="1540898744">
+    <w:abstractNumId w:val="40"/>
+  </w:num>
+  <w:num w:numId="27" w16cid:durableId="694160230">
+    <w:abstractNumId w:val="18"/>
+  </w:num>
+  <w:num w:numId="28" w16cid:durableId="2080590092">
+    <w:abstractNumId w:val="41"/>
+  </w:num>
+  <w:num w:numId="29" w16cid:durableId="1676106998">
     <w:abstractNumId w:val="4"/>
   </w:num>
-  <w:num w:numId="19" w16cid:durableId="2106221518">
-    <w:abstractNumId w:val="16"/>
+  <w:num w:numId="30" w16cid:durableId="150143787">
+    <w:abstractNumId w:val="8"/>
   </w:num>
-  <w:num w:numId="20" w16cid:durableId="167870453">
+  <w:num w:numId="31" w16cid:durableId="1298996221">
     <w:abstractNumId w:val="23"/>
   </w:num>
-  <w:num w:numId="21" w16cid:durableId="1629043054">
-    <w:abstractNumId w:val="12"/>
+  <w:num w:numId="32" w16cid:durableId="1576864139">
+    <w:abstractNumId w:val="34"/>
   </w:num>
-  <w:num w:numId="22" w16cid:durableId="1094478184">
+  <w:num w:numId="33" w16cid:durableId="1377193633">
+    <w:abstractNumId w:val="35"/>
+  </w:num>
+  <w:num w:numId="34" w16cid:durableId="1694501898">
+    <w:abstractNumId w:val="27"/>
+  </w:num>
+  <w:num w:numId="35" w16cid:durableId="1428312094">
+    <w:abstractNumId w:val="42"/>
+  </w:num>
+  <w:num w:numId="36" w16cid:durableId="1289974081">
+    <w:abstractNumId w:val="33"/>
+  </w:num>
+  <w:num w:numId="37" w16cid:durableId="1508322086">
+    <w:abstractNumId w:val="7"/>
+  </w:num>
+  <w:num w:numId="38" w16cid:durableId="47850549">
+    <w:abstractNumId w:val="1"/>
+  </w:num>
+  <w:num w:numId="39" w16cid:durableId="268241298">
+    <w:abstractNumId w:val="25"/>
+  </w:num>
+  <w:num w:numId="40" w16cid:durableId="962930698">
     <w:abstractNumId w:val="30"/>
   </w:num>
-  <w:num w:numId="23" w16cid:durableId="371001288">
-    <w:abstractNumId w:val="1"/>
+  <w:num w:numId="41" w16cid:durableId="1166700676">
+    <w:abstractNumId w:val="26"/>
   </w:num>
-  <w:num w:numId="24" w16cid:durableId="186985353">
-    <w:abstractNumId w:val="17"/>
-  </w:num>
-  <w:num w:numId="25" w16cid:durableId="1055395459">
+  <w:num w:numId="42" w16cid:durableId="988628516">
     <w:abstractNumId w:val="22"/>
   </w:num>
-  <w:num w:numId="26" w16cid:durableId="1540898744">
-    <w:abstractNumId w:val="28"/>
-  </w:num>
-  <w:num w:numId="27" w16cid:durableId="694160230">
-    <w:abstractNumId w:val="14"/>
-  </w:num>
-  <w:num w:numId="28" w16cid:durableId="2080590092">
-    <w:abstractNumId w:val="29"/>
-  </w:num>
-  <w:num w:numId="29" w16cid:durableId="1676106998">
+  <w:num w:numId="43" w16cid:durableId="1378242269">
     <w:abstractNumId w:val="2"/>
   </w:num>
-  <w:num w:numId="30" w16cid:durableId="150143787">
-    <w:abstractNumId w:val="5"/>
-  </w:num>
-  <w:num w:numId="31" w16cid:durableId="1298996221">
-    <w:abstractNumId w:val="18"/>
+  <w:num w:numId="44" w16cid:durableId="1043941950">
+    <w:abstractNumId w:val="14"/>
   </w:num>
 </w:numbering>
 </file>
